--- a/빅데이터 응용/빅응 중간고사 정리.docx
+++ b/빅데이터 응용/빅응 중간고사 정리.docx
@@ -83,9 +83,6 @@
           <w:ilvl w:val="0"/>
           <w:numId w:val="1"/>
         </w:numPr>
-        <w:rPr>
-          <w:rFonts w:hint="eastAsia"/>
-        </w:rPr>
       </w:pPr>
       <w:r>
         <w:rPr>
@@ -94,34 +91,56 @@
         <w:t>데이터 가공, 처리로 데이터, 정보, 지식 얻을 수 있음</w:t>
       </w:r>
     </w:p>
-    <w:p>
-      <w:pPr>
-        <w:rPr>
-          <w:rFonts w:hint="eastAsia"/>
-        </w:rPr>
-      </w:pPr>
-    </w:p>
-    <w:p>
-      <w:r>
-        <w:rPr>
-          <w:rFonts w:hint="eastAsia"/>
-        </w:rPr>
-        <w:t>암묵지와 형식지 상호작용</w:t>
-      </w:r>
-    </w:p>
-    <w:p>
-      <w:pPr>
-        <w:pStyle w:val="a6"/>
-        <w:numPr>
-          <w:ilvl w:val="0"/>
-          <w:numId w:val="1"/>
-        </w:numPr>
-      </w:pPr>
-      <w:r>
-        <w:rPr>
-          <w:rFonts w:hint="eastAsia"/>
-        </w:rPr>
-        <w:t>공통화: 상호작용 통해 개인 암묵지 습득</w:t>
+    <w:p/>
+    <w:p>
+      <w:r>
+        <w:rPr>
+          <w:rFonts w:hint="eastAsia"/>
+        </w:rPr>
+        <w:t xml:space="preserve">암묵지와 </w:t>
+      </w:r>
+      <w:proofErr w:type="spellStart"/>
+      <w:r>
+        <w:rPr>
+          <w:rFonts w:hint="eastAsia"/>
+        </w:rPr>
+        <w:t>형식지</w:t>
+      </w:r>
+      <w:proofErr w:type="spellEnd"/>
+      <w:r>
+        <w:rPr>
+          <w:rFonts w:hint="eastAsia"/>
+        </w:rPr>
+        <w:t xml:space="preserve"> 상호작용</w:t>
+      </w:r>
+    </w:p>
+    <w:p>
+      <w:pPr>
+        <w:pStyle w:val="a6"/>
+        <w:numPr>
+          <w:ilvl w:val="0"/>
+          <w:numId w:val="1"/>
+        </w:numPr>
+      </w:pPr>
+      <w:r>
+        <w:rPr>
+          <w:rFonts w:hint="eastAsia"/>
+        </w:rPr>
+        <w:t xml:space="preserve">공통화: 상호작용 통해 개인 </w:t>
+      </w:r>
+      <w:proofErr w:type="spellStart"/>
+      <w:r>
+        <w:rPr>
+          <w:rFonts w:hint="eastAsia"/>
+        </w:rPr>
+        <w:t>암묵지</w:t>
+      </w:r>
+      <w:proofErr w:type="spellEnd"/>
+      <w:r>
+        <w:rPr>
+          <w:rFonts w:hint="eastAsia"/>
+        </w:rPr>
+        <w:t xml:space="preserve"> 습득</w:t>
       </w:r>
     </w:p>
     <w:p>
@@ -153,11 +172,33 @@
         </w:rPr>
         <w:t xml:space="preserve">연결화: </w:t>
       </w:r>
-      <w:r>
-        <w:rPr>
-          <w:rFonts w:hint="eastAsia"/>
-        </w:rPr>
-        <w:t>형식지 상호결합으로 새로운 형식지 창출</w:t>
+      <w:proofErr w:type="spellStart"/>
+      <w:r>
+        <w:rPr>
+          <w:rFonts w:hint="eastAsia"/>
+        </w:rPr>
+        <w:t>형식지</w:t>
+      </w:r>
+      <w:proofErr w:type="spellEnd"/>
+      <w:r>
+        <w:rPr>
+          <w:rFonts w:hint="eastAsia"/>
+        </w:rPr>
+        <w:t xml:space="preserve"> 상호결합으로 새로운 </w:t>
+      </w:r>
+      <w:proofErr w:type="spellStart"/>
+      <w:r>
+        <w:rPr>
+          <w:rFonts w:hint="eastAsia"/>
+        </w:rPr>
+        <w:t>형식지</w:t>
+      </w:r>
+      <w:proofErr w:type="spellEnd"/>
+      <w:r>
+        <w:rPr>
+          <w:rFonts w:hint="eastAsia"/>
+        </w:rPr>
+        <w:t xml:space="preserve"> 창출</w:t>
       </w:r>
     </w:p>
     <w:p>
@@ -177,11 +218,6 @@
     </w:p>
     <w:p/>
     <w:p>
-      <w:pPr>
-        <w:rPr>
-          <w:rFonts w:hint="eastAsia"/>
-        </w:rPr>
-      </w:pPr>
       <w:r>
         <w:rPr>
           <w:rFonts w:hint="eastAsia"/>
@@ -191,6 +227,9 @@
     </w:p>
     <w:p>
       <w:r>
+        <w:rPr>
+          <w:noProof/>
+        </w:rPr>
         <w:drawing>
           <wp:inline distT="0" distB="0" distL="0" distR="0" wp14:anchorId="79D7A75C" wp14:editId="7A727503">
             <wp:extent cx="4597400" cy="1284073"/>
@@ -230,12 +269,14 @@
     </w:p>
     <w:p/>
     <w:p>
+      <w:proofErr w:type="spellStart"/>
       <w:r>
         <w:rPr>
           <w:rFonts w:hint="eastAsia"/>
         </w:rPr>
         <w:t>암묵지</w:t>
       </w:r>
+      <w:proofErr w:type="spellEnd"/>
     </w:p>
     <w:p>
       <w:pPr>
@@ -264,46 +305,106 @@
         <w:rPr>
           <w:rFonts w:hint="eastAsia"/>
         </w:rPr>
-        <w:t>데이터는 암묵지, 형식지 상호 작용에 중요한 역할</w:t>
-      </w:r>
-    </w:p>
-    <w:p>
-      <w:pPr>
-        <w:pStyle w:val="a6"/>
-        <w:numPr>
-          <w:ilvl w:val="0"/>
-          <w:numId w:val="1"/>
-        </w:numPr>
-      </w:pPr>
-      <w:r>
-        <w:rPr>
-          <w:rFonts w:hint="eastAsia"/>
-        </w:rPr>
-        <w:t>암묵지, 형식지는 마이클 폴라니가 지식을 두 가지 차원으로 구분</w:t>
+        <w:t xml:space="preserve">데이터는 </w:t>
+      </w:r>
+      <w:proofErr w:type="spellStart"/>
+      <w:r>
+        <w:rPr>
+          <w:rFonts w:hint="eastAsia"/>
+        </w:rPr>
+        <w:t>암묵지</w:t>
+      </w:r>
+      <w:proofErr w:type="spellEnd"/>
+      <w:r>
+        <w:rPr>
+          <w:rFonts w:hint="eastAsia"/>
+        </w:rPr>
+        <w:t xml:space="preserve">, </w:t>
+      </w:r>
+      <w:proofErr w:type="spellStart"/>
+      <w:r>
+        <w:rPr>
+          <w:rFonts w:hint="eastAsia"/>
+        </w:rPr>
+        <w:t>형식지</w:t>
+      </w:r>
+      <w:proofErr w:type="spellEnd"/>
+      <w:r>
+        <w:rPr>
+          <w:rFonts w:hint="eastAsia"/>
+        </w:rPr>
+        <w:t xml:space="preserve"> 상호 작용에 중요한 역할</w:t>
+      </w:r>
+    </w:p>
+    <w:p>
+      <w:pPr>
+        <w:pStyle w:val="a6"/>
+        <w:numPr>
+          <w:ilvl w:val="0"/>
+          <w:numId w:val="1"/>
+        </w:numPr>
+      </w:pPr>
+      <w:proofErr w:type="spellStart"/>
+      <w:r>
+        <w:rPr>
+          <w:rFonts w:hint="eastAsia"/>
+        </w:rPr>
+        <w:t>암묵지</w:t>
+      </w:r>
+      <w:proofErr w:type="spellEnd"/>
+      <w:r>
+        <w:rPr>
+          <w:rFonts w:hint="eastAsia"/>
+        </w:rPr>
+        <w:t xml:space="preserve">, 형식지는 마이클 </w:t>
+      </w:r>
+      <w:proofErr w:type="spellStart"/>
+      <w:r>
+        <w:rPr>
+          <w:rFonts w:hint="eastAsia"/>
+        </w:rPr>
+        <w:t>폴라니가</w:t>
+      </w:r>
+      <w:proofErr w:type="spellEnd"/>
+      <w:r>
+        <w:rPr>
+          <w:rFonts w:hint="eastAsia"/>
+        </w:rPr>
+        <w:t xml:space="preserve"> 지식을 두 가지 차원으로 구분</w:t>
       </w:r>
     </w:p>
     <w:p/>
     <w:p>
+      <w:proofErr w:type="spellStart"/>
       <w:r>
         <w:rPr>
           <w:rFonts w:hint="eastAsia"/>
         </w:rPr>
         <w:t>형식지</w:t>
       </w:r>
-    </w:p>
-    <w:p>
-      <w:pPr>
-        <w:pStyle w:val="a6"/>
-        <w:numPr>
-          <w:ilvl w:val="0"/>
-          <w:numId w:val="1"/>
-        </w:numPr>
-      </w:pPr>
-      <w:r>
-        <w:rPr>
-          <w:rFonts w:hint="eastAsia"/>
-        </w:rPr>
-        <w:t>형상화 된 지식</w:t>
+      <w:proofErr w:type="spellEnd"/>
+    </w:p>
+    <w:p>
+      <w:pPr>
+        <w:pStyle w:val="a6"/>
+        <w:numPr>
+          <w:ilvl w:val="0"/>
+          <w:numId w:val="1"/>
+        </w:numPr>
+      </w:pPr>
+      <w:proofErr w:type="gramStart"/>
+      <w:r>
+        <w:rPr>
+          <w:rFonts w:hint="eastAsia"/>
+        </w:rPr>
+        <w:t>형상화 된</w:t>
+      </w:r>
+      <w:proofErr w:type="gramEnd"/>
+      <w:r>
+        <w:rPr>
+          <w:rFonts w:hint="eastAsia"/>
+        </w:rPr>
+        <w:t xml:space="preserve"> 지식</w:t>
       </w:r>
     </w:p>
     <w:p/>
@@ -367,52 +468,116 @@
         <w:rPr>
           <w:rFonts w:hint="eastAsia"/>
         </w:rPr>
-        <w:t>총계처리: 개인정보 통계값 적용해 특정 개인 판단 불가</w:t>
-      </w:r>
-    </w:p>
-    <w:p>
-      <w:pPr>
-        <w:pStyle w:val="a6"/>
-        <w:numPr>
-          <w:ilvl w:val="0"/>
-          <w:numId w:val="1"/>
-        </w:numPr>
-      </w:pPr>
-      <w:r>
-        <w:rPr>
-          <w:rFonts w:hint="eastAsia"/>
-        </w:rPr>
-        <w:t>데이터값 삭제: 개인정보 식별 가능한 특정 데이터 삭제</w:t>
-      </w:r>
-    </w:p>
-    <w:p>
-      <w:pPr>
-        <w:pStyle w:val="a6"/>
-        <w:numPr>
-          <w:ilvl w:val="0"/>
-          <w:numId w:val="1"/>
-        </w:numPr>
-      </w:pPr>
-      <w:r>
-        <w:rPr>
-          <w:rFonts w:hint="eastAsia"/>
-        </w:rPr>
-        <w:t>범주화: 단일 식별 정보 해당 그룹 대표값으로 변환</w:t>
-      </w:r>
-    </w:p>
-    <w:p>
-      <w:pPr>
-        <w:pStyle w:val="a6"/>
-        <w:numPr>
-          <w:ilvl w:val="0"/>
-          <w:numId w:val="1"/>
-        </w:numPr>
-      </w:pPr>
-      <w:r>
-        <w:rPr>
-          <w:rFonts w:hint="eastAsia"/>
-        </w:rPr>
-        <w:t>데이터 마스킹: 전체 또는 부분적으로 대체값 변환</w:t>
+        <w:t xml:space="preserve">총계처리: 개인정보 </w:t>
+      </w:r>
+      <w:proofErr w:type="spellStart"/>
+      <w:r>
+        <w:rPr>
+          <w:rFonts w:hint="eastAsia"/>
+        </w:rPr>
+        <w:t>통계값</w:t>
+      </w:r>
+      <w:proofErr w:type="spellEnd"/>
+      <w:r>
+        <w:rPr>
+          <w:rFonts w:hint="eastAsia"/>
+        </w:rPr>
+        <w:t xml:space="preserve"> 적용해 특정 개인 판단 불가</w:t>
+      </w:r>
+    </w:p>
+    <w:p>
+      <w:pPr>
+        <w:pStyle w:val="a6"/>
+        <w:numPr>
+          <w:ilvl w:val="0"/>
+          <w:numId w:val="1"/>
+        </w:numPr>
+      </w:pPr>
+      <w:proofErr w:type="spellStart"/>
+      <w:r>
+        <w:rPr>
+          <w:rFonts w:hint="eastAsia"/>
+        </w:rPr>
+        <w:t>데이터값</w:t>
+      </w:r>
+      <w:proofErr w:type="spellEnd"/>
+      <w:r>
+        <w:rPr>
+          <w:rFonts w:hint="eastAsia"/>
+        </w:rPr>
+        <w:t xml:space="preserve"> 삭제: 개인정보 식별 가능한 특정 데이터 삭제</w:t>
+      </w:r>
+    </w:p>
+    <w:p>
+      <w:pPr>
+        <w:pStyle w:val="a6"/>
+        <w:numPr>
+          <w:ilvl w:val="0"/>
+          <w:numId w:val="1"/>
+        </w:numPr>
+      </w:pPr>
+      <w:r>
+        <w:rPr>
+          <w:rFonts w:hint="eastAsia"/>
+        </w:rPr>
+        <w:t xml:space="preserve">범주화: 단일 식별 정보 해당 그룹 </w:t>
+      </w:r>
+      <w:proofErr w:type="spellStart"/>
+      <w:r>
+        <w:rPr>
+          <w:rFonts w:hint="eastAsia"/>
+        </w:rPr>
+        <w:t>대표값으로</w:t>
+      </w:r>
+      <w:proofErr w:type="spellEnd"/>
+      <w:r>
+        <w:rPr>
+          <w:rFonts w:hint="eastAsia"/>
+        </w:rPr>
+        <w:t xml:space="preserve"> 변환</w:t>
+      </w:r>
+    </w:p>
+    <w:p>
+      <w:pPr>
+        <w:pStyle w:val="a6"/>
+        <w:numPr>
+          <w:ilvl w:val="0"/>
+          <w:numId w:val="1"/>
+        </w:numPr>
+      </w:pPr>
+      <w:r>
+        <w:rPr>
+          <w:rFonts w:hint="eastAsia"/>
+        </w:rPr>
+        <w:t xml:space="preserve">데이터 </w:t>
+      </w:r>
+      <w:proofErr w:type="spellStart"/>
+      <w:r>
+        <w:rPr>
+          <w:rFonts w:hint="eastAsia"/>
+        </w:rPr>
+        <w:t>마스킹</w:t>
+      </w:r>
+      <w:proofErr w:type="spellEnd"/>
+      <w:r>
+        <w:rPr>
+          <w:rFonts w:hint="eastAsia"/>
+        </w:rPr>
+        <w:t xml:space="preserve">: 전체 또는 부분적으로 </w:t>
+      </w:r>
+      <w:proofErr w:type="spellStart"/>
+      <w:r>
+        <w:rPr>
+          <w:rFonts w:hint="eastAsia"/>
+        </w:rPr>
+        <w:t>대체값</w:t>
+      </w:r>
+      <w:proofErr w:type="spellEnd"/>
+      <w:r>
+        <w:rPr>
+          <w:rFonts w:hint="eastAsia"/>
+        </w:rPr>
+        <w:t xml:space="preserve"> 변환</w:t>
       </w:r>
     </w:p>
     <w:p/>
@@ -822,11 +987,6 @@
     </w:p>
     <w:p/>
     <w:p>
-      <w:pPr>
-        <w:rPr>
-          <w:rFonts w:hint="eastAsia"/>
-        </w:rPr>
-      </w:pPr>
       <w:r>
         <w:rPr>
           <w:rFonts w:hint="eastAsia"/>
@@ -863,11 +1023,33 @@
           <w:numId w:val="1"/>
         </w:numPr>
       </w:pPr>
-      <w:r>
-        <w:rPr>
-          <w:rFonts w:hint="eastAsia"/>
-        </w:rPr>
-        <w:t>데이터마트: 작은 규모 데이터 웨어하우스, 제한된 사용자 그룹 서비스 제공</w:t>
+      <w:proofErr w:type="spellStart"/>
+      <w:r>
+        <w:rPr>
+          <w:rFonts w:hint="eastAsia"/>
+        </w:rPr>
+        <w:t>데이터마트</w:t>
+      </w:r>
+      <w:proofErr w:type="spellEnd"/>
+      <w:r>
+        <w:rPr>
+          <w:rFonts w:hint="eastAsia"/>
+        </w:rPr>
+        <w:t xml:space="preserve">: 작은 규모 데이터 </w:t>
+      </w:r>
+      <w:proofErr w:type="spellStart"/>
+      <w:r>
+        <w:rPr>
+          <w:rFonts w:hint="eastAsia"/>
+        </w:rPr>
+        <w:t>웨어하우스</w:t>
+      </w:r>
+      <w:proofErr w:type="spellEnd"/>
+      <w:r>
+        <w:rPr>
+          <w:rFonts w:hint="eastAsia"/>
+        </w:rPr>
+        <w:t>, 제한된 사용자 그룹 서비스 제공</w:t>
       </w:r>
     </w:p>
     <w:p>
@@ -933,16 +1115,25 @@
         <w:rPr>
           <w:rFonts w:hint="eastAsia"/>
         </w:rPr>
-        <w:t>- 비휘발적: 스냅샷 형태로 존재</w:t>
+        <w:t xml:space="preserve">- </w:t>
+      </w:r>
+      <w:proofErr w:type="spellStart"/>
+      <w:r>
+        <w:rPr>
+          <w:rFonts w:hint="eastAsia"/>
+        </w:rPr>
+        <w:t>비휘발적</w:t>
+      </w:r>
+      <w:proofErr w:type="spellEnd"/>
+      <w:r>
+        <w:rPr>
+          <w:rFonts w:hint="eastAsia"/>
+        </w:rPr>
+        <w:t>: 스냅샷 형태로 존재</w:t>
       </w:r>
     </w:p>
     <w:p/>
     <w:p>
-      <w:pPr>
-        <w:rPr>
-          <w:rFonts w:hint="eastAsia"/>
-        </w:rPr>
-      </w:pPr>
       <w:r>
         <w:rPr>
           <w:rFonts w:hint="eastAsia"/>
@@ -1001,7 +1192,21 @@
         <w:rPr>
           <w:rFonts w:hint="eastAsia"/>
         </w:rPr>
-        <w:t>-CRM: 원투원 마케팅 실현, 인터넷 이용한 통합 마케팅 방법</w:t>
+        <w:t xml:space="preserve">-CRM: </w:t>
+      </w:r>
+      <w:proofErr w:type="spellStart"/>
+      <w:r>
+        <w:rPr>
+          <w:rFonts w:hint="eastAsia"/>
+        </w:rPr>
+        <w:t>원투원</w:t>
+      </w:r>
+      <w:proofErr w:type="spellEnd"/>
+      <w:r>
+        <w:rPr>
+          <w:rFonts w:hint="eastAsia"/>
+        </w:rPr>
+        <w:t xml:space="preserve"> 마케팅 실현, 인터넷 이용한 통합 마케팅 방법</w:t>
       </w:r>
     </w:p>
     <w:p>
@@ -1036,11 +1241,6 @@
     </w:p>
     <w:p/>
     <w:p>
-      <w:pPr>
-        <w:rPr>
-          <w:rFonts w:hint="eastAsia"/>
-        </w:rPr>
-      </w:pPr>
       <w:r>
         <w:rPr>
           <w:rFonts w:hint="eastAsia"/>
@@ -1164,9 +1364,6 @@
           <w:ilvl w:val="0"/>
           <w:numId w:val="1"/>
         </w:numPr>
-        <w:rPr>
-          <w:rFonts w:hint="eastAsia"/>
-        </w:rPr>
       </w:pPr>
       <w:r>
         <w:rPr>
@@ -1257,9 +1454,6 @@
           <w:ilvl w:val="0"/>
           <w:numId w:val="1"/>
         </w:numPr>
-        <w:rPr>
-          <w:rFonts w:hint="eastAsia"/>
-        </w:rPr>
       </w:pPr>
       <w:r>
         <w:rPr>
@@ -1289,8 +1483,16 @@
         <w:rPr>
           <w:rFonts w:hint="eastAsia"/>
         </w:rPr>
-        <w:t>구조화된 데이터, 다른 데이터 설명 해줌</w:t>
-      </w:r>
+        <w:t xml:space="preserve">구조화된 데이터, 다른 데이터 설명 </w:t>
+      </w:r>
+      <w:proofErr w:type="spellStart"/>
+      <w:r>
+        <w:rPr>
+          <w:rFonts w:hint="eastAsia"/>
+        </w:rPr>
+        <w:t>해줌</w:t>
+      </w:r>
+      <w:proofErr w:type="spellEnd"/>
     </w:p>
     <w:p/>
     <w:p>
@@ -1373,9 +1575,6 @@
           <w:ilvl w:val="0"/>
           <w:numId w:val="1"/>
         </w:numPr>
-        <w:rPr>
-          <w:rFonts w:hint="eastAsia"/>
-        </w:rPr>
       </w:pPr>
       <w:r>
         <w:rPr>
@@ -1693,8 +1892,16 @@
         <w:rPr>
           <w:rFonts w:hint="eastAsia"/>
         </w:rPr>
-        <w:t>차세대 기술 및 아키텍쳐</w:t>
-      </w:r>
+        <w:t xml:space="preserve">차세대 기술 및 </w:t>
+      </w:r>
+      <w:proofErr w:type="spellStart"/>
+      <w:r>
+        <w:rPr>
+          <w:rFonts w:hint="eastAsia"/>
+        </w:rPr>
+        <w:t>아키텍쳐</w:t>
+      </w:r>
+      <w:proofErr w:type="spellEnd"/>
     </w:p>
     <w:p>
       <w:pPr>
@@ -1833,11 +2040,19 @@
         </w:rPr>
         <w:t xml:space="preserve">연관분석: </w:t>
       </w:r>
-      <w:r>
-        <w:rPr>
-          <w:rFonts w:hint="eastAsia"/>
-        </w:rPr>
-        <w:t>변인들 간 주목할 상관관계 찾기</w:t>
+      <w:proofErr w:type="spellStart"/>
+      <w:r>
+        <w:rPr>
+          <w:rFonts w:hint="eastAsia"/>
+        </w:rPr>
+        <w:t>변인들</w:t>
+      </w:r>
+      <w:proofErr w:type="spellEnd"/>
+      <w:r>
+        <w:rPr>
+          <w:rFonts w:hint="eastAsia"/>
+        </w:rPr>
+        <w:t xml:space="preserve"> 간 주목할 상관관계 찾기</w:t>
       </w:r>
       <w:r>
         <w:br/>
@@ -1966,28 +2181,51 @@
         <w:rPr>
           <w:rFonts w:hint="eastAsia"/>
         </w:rPr>
-        <w:t>(새 환불 정책에 대한 고객 평가는 어떤가?)</w:t>
-      </w:r>
-    </w:p>
-    <w:p>
-      <w:pPr>
-        <w:pStyle w:val="a6"/>
-        <w:numPr>
-          <w:ilvl w:val="0"/>
-          <w:numId w:val="1"/>
-        </w:numPr>
-      </w:pPr>
-      <w:r>
-        <w:rPr>
-          <w:rFonts w:hint="eastAsia"/>
-        </w:rPr>
-        <w:t>소셜네트워크 분석: 개인, 집단 간 관계 노드와 링크로 분석 및 시각화</w:t>
+        <w:t xml:space="preserve">(새 환불 정책에 대한 고객 평가는 </w:t>
+      </w:r>
+      <w:proofErr w:type="spellStart"/>
+      <w:r>
+        <w:rPr>
+          <w:rFonts w:hint="eastAsia"/>
+        </w:rPr>
+        <w:t>어떤가</w:t>
+      </w:r>
+      <w:proofErr w:type="spellEnd"/>
+      <w:r>
+        <w:rPr>
+          <w:rFonts w:hint="eastAsia"/>
+        </w:rPr>
+        <w:t>?)</w:t>
+      </w:r>
+    </w:p>
+    <w:p>
+      <w:pPr>
+        <w:pStyle w:val="a6"/>
+        <w:numPr>
+          <w:ilvl w:val="0"/>
+          <w:numId w:val="1"/>
+        </w:numPr>
+      </w:pPr>
+      <w:proofErr w:type="spellStart"/>
+      <w:r>
+        <w:rPr>
+          <w:rFonts w:hint="eastAsia"/>
+        </w:rPr>
+        <w:t>소셜네트워크</w:t>
+      </w:r>
+      <w:proofErr w:type="spellEnd"/>
+      <w:r>
+        <w:rPr>
+          <w:rFonts w:hint="eastAsia"/>
+        </w:rPr>
+        <w:t xml:space="preserve"> 분석: 개인, 집단 간 관계 노드와 링크로 분석 및 시각화</w:t>
       </w:r>
     </w:p>
     <w:p/>
     <w:p/>
     <w:p/>
     <w:p>
+      <w:proofErr w:type="spellStart"/>
       <w:r>
         <w:rPr>
           <w:rFonts w:hint="eastAsia"/>
@@ -1995,35 +2233,92 @@
         <w:lastRenderedPageBreak/>
         <w:t>중심성</w:t>
       </w:r>
-    </w:p>
-    <w:p>
-      <w:pPr>
-        <w:pStyle w:val="a6"/>
-        <w:numPr>
-          <w:ilvl w:val="0"/>
-          <w:numId w:val="1"/>
-        </w:numPr>
-      </w:pPr>
-      <w:r>
-        <w:rPr>
-          <w:rFonts w:hint="eastAsia"/>
-        </w:rPr>
-        <w:t>연결정도: 해당 노드와 직접 연결된 노드 개수 / 직간접적으로 연결된 노드 수</w:t>
-      </w:r>
-    </w:p>
-    <w:p>
-      <w:pPr>
-        <w:pStyle w:val="a6"/>
-        <w:numPr>
-          <w:ilvl w:val="0"/>
-          <w:numId w:val="1"/>
-        </w:numPr>
-      </w:pPr>
-      <w:r>
-        <w:rPr>
-          <w:rFonts w:hint="eastAsia"/>
-        </w:rPr>
-        <w:t>근접 중심: 직간접적으로 연결된 노드 수-1 / 해당노드, 다른노드 간 최단거리 합</w:t>
+      <w:proofErr w:type="spellEnd"/>
+    </w:p>
+    <w:p>
+      <w:pPr>
+        <w:pStyle w:val="a6"/>
+        <w:numPr>
+          <w:ilvl w:val="0"/>
+          <w:numId w:val="1"/>
+        </w:numPr>
+      </w:pPr>
+      <w:r>
+        <w:rPr>
+          <w:rFonts w:hint="eastAsia"/>
+        </w:rPr>
+        <w:t xml:space="preserve">연결정도: 해당 노드와 직접 연결된 노드 </w:t>
+      </w:r>
+      <w:proofErr w:type="gramStart"/>
+      <w:r>
+        <w:rPr>
+          <w:rFonts w:hint="eastAsia"/>
+        </w:rPr>
+        <w:t>개수 /</w:t>
+      </w:r>
+      <w:proofErr w:type="gramEnd"/>
+      <w:r>
+        <w:rPr>
+          <w:rFonts w:hint="eastAsia"/>
+        </w:rPr>
+        <w:t xml:space="preserve"> 직간접적으로 연결된 노드 수</w:t>
+      </w:r>
+    </w:p>
+    <w:p>
+      <w:pPr>
+        <w:pStyle w:val="a6"/>
+        <w:numPr>
+          <w:ilvl w:val="0"/>
+          <w:numId w:val="1"/>
+        </w:numPr>
+      </w:pPr>
+      <w:r>
+        <w:rPr>
+          <w:rFonts w:hint="eastAsia"/>
+        </w:rPr>
+        <w:t>근접 중심: 직간접적으로 연결된 노드 수-</w:t>
+      </w:r>
+      <w:proofErr w:type="gramStart"/>
+      <w:r>
+        <w:rPr>
+          <w:rFonts w:hint="eastAsia"/>
+        </w:rPr>
+        <w:t>1 /</w:t>
+      </w:r>
+      <w:proofErr w:type="gramEnd"/>
+      <w:r>
+        <w:rPr>
+          <w:rFonts w:hint="eastAsia"/>
+        </w:rPr>
+        <w:t xml:space="preserve"> </w:t>
+      </w:r>
+      <w:proofErr w:type="spellStart"/>
+      <w:r>
+        <w:rPr>
+          <w:rFonts w:hint="eastAsia"/>
+        </w:rPr>
+        <w:t>해당노드</w:t>
+      </w:r>
+      <w:proofErr w:type="spellEnd"/>
+      <w:r>
+        <w:rPr>
+          <w:rFonts w:hint="eastAsia"/>
+        </w:rPr>
+        <w:t xml:space="preserve">, </w:t>
+      </w:r>
+      <w:proofErr w:type="spellStart"/>
+      <w:r>
+        <w:rPr>
+          <w:rFonts w:hint="eastAsia"/>
+        </w:rPr>
+        <w:t>다른노드</w:t>
+      </w:r>
+      <w:proofErr w:type="spellEnd"/>
+      <w:r>
+        <w:rPr>
+          <w:rFonts w:hint="eastAsia"/>
+        </w:rPr>
+        <w:t xml:space="preserve"> 간 최단거리 합</w:t>
       </w:r>
     </w:p>
     <w:p>
@@ -2185,7 +2480,21 @@
         <w:rPr>
           <w:rFonts w:hint="eastAsia"/>
         </w:rPr>
-        <w:t>데이터 오용 -&gt; 알고리즘에 대한 접근권 제공</w:t>
+        <w:t xml:space="preserve">데이터 오용 -&gt; 알고리즘에 대한 </w:t>
+      </w:r>
+      <w:proofErr w:type="spellStart"/>
+      <w:r>
+        <w:rPr>
+          <w:rFonts w:hint="eastAsia"/>
+        </w:rPr>
+        <w:t>접근권</w:t>
+      </w:r>
+      <w:proofErr w:type="spellEnd"/>
+      <w:r>
+        <w:rPr>
+          <w:rFonts w:hint="eastAsia"/>
+        </w:rPr>
+        <w:t xml:space="preserve"> 제공</w:t>
       </w:r>
       <w:r>
         <w:br/>
@@ -2272,27 +2581,5063 @@
         <w:rPr>
           <w:rFonts w:hint="eastAsia"/>
         </w:rPr>
-        <w:t>인력 분야: 데이터 사이언티스트, 알고리즈미스트</w:t>
-      </w:r>
+        <w:t xml:space="preserve">인력 분야: 데이터 </w:t>
+      </w:r>
+      <w:proofErr w:type="spellStart"/>
+      <w:r>
+        <w:rPr>
+          <w:rFonts w:hint="eastAsia"/>
+        </w:rPr>
+        <w:t>사이언티스트</w:t>
+      </w:r>
+      <w:proofErr w:type="spellEnd"/>
+      <w:r>
+        <w:rPr>
+          <w:rFonts w:hint="eastAsia"/>
+        </w:rPr>
+        <w:t xml:space="preserve">, </w:t>
+      </w:r>
+      <w:proofErr w:type="spellStart"/>
+      <w:r>
+        <w:rPr>
+          <w:rFonts w:hint="eastAsia"/>
+        </w:rPr>
+        <w:t>알고리즈미스트</w:t>
+      </w:r>
+      <w:proofErr w:type="spellEnd"/>
     </w:p>
     <w:p/>
-    <w:p>
-      <w:pPr>
-        <w:rPr>
-          <w:rFonts w:hint="eastAsia"/>
-        </w:rPr>
-      </w:pPr>
-      <w:r>
-        <w:rPr>
-          <w:rFonts w:hint="eastAsia"/>
-        </w:rPr>
-        <w:t>빅응 5주차부터 정리할 것</w:t>
-      </w:r>
-      <w:r>
-        <w:rPr>
-          <w:rFonts w:hint="eastAsia"/>
-        </w:rPr>
-        <w:t>(pdf 4주차) 빅응 7주차부턴 노션도 같이 확인</w:t>
+    <w:p/>
+    <w:p/>
+    <w:p>
+      <w:r>
+        <w:rPr>
+          <w:rFonts w:hint="eastAsia"/>
+        </w:rPr>
+        <w:lastRenderedPageBreak/>
+        <w:t>전략 인사이트</w:t>
+      </w:r>
+    </w:p>
+    <w:p>
+      <w:pPr>
+        <w:pStyle w:val="a6"/>
+        <w:numPr>
+          <w:ilvl w:val="0"/>
+          <w:numId w:val="1"/>
+        </w:numPr>
+      </w:pPr>
+      <w:r>
+        <w:rPr>
+          <w:rFonts w:hint="eastAsia"/>
+        </w:rPr>
+        <w:t>금융서비스: 신용점수, 고객 수익성 분석 등</w:t>
+      </w:r>
+    </w:p>
+    <w:p>
+      <w:pPr>
+        <w:pStyle w:val="a6"/>
+        <w:numPr>
+          <w:ilvl w:val="0"/>
+          <w:numId w:val="1"/>
+        </w:numPr>
+      </w:pPr>
+      <w:r>
+        <w:rPr>
+          <w:rFonts w:hint="eastAsia"/>
+        </w:rPr>
+        <w:t xml:space="preserve">소매업: 판촉, </w:t>
+      </w:r>
+      <w:proofErr w:type="spellStart"/>
+      <w:r>
+        <w:rPr>
+          <w:rFonts w:hint="eastAsia"/>
+        </w:rPr>
+        <w:t>매대관리</w:t>
+      </w:r>
+      <w:proofErr w:type="spellEnd"/>
+    </w:p>
+    <w:p>
+      <w:pPr>
+        <w:pStyle w:val="a6"/>
+        <w:numPr>
+          <w:ilvl w:val="0"/>
+          <w:numId w:val="1"/>
+        </w:numPr>
+      </w:pPr>
+      <w:r>
+        <w:rPr>
+          <w:rFonts w:hint="eastAsia"/>
+        </w:rPr>
+        <w:t>제조업: 공급사슬 최적화</w:t>
+      </w:r>
+    </w:p>
+    <w:p>
+      <w:pPr>
+        <w:pStyle w:val="a6"/>
+        <w:numPr>
+          <w:ilvl w:val="0"/>
+          <w:numId w:val="1"/>
+        </w:numPr>
+      </w:pPr>
+      <w:r>
+        <w:rPr>
+          <w:rFonts w:hint="eastAsia"/>
+        </w:rPr>
+        <w:t>운송업: 일정관리, 노선배정</w:t>
+      </w:r>
+    </w:p>
+    <w:p>
+      <w:pPr>
+        <w:pStyle w:val="a6"/>
+        <w:numPr>
+          <w:ilvl w:val="0"/>
+          <w:numId w:val="1"/>
+        </w:numPr>
+      </w:pPr>
+      <w:r>
+        <w:rPr>
+          <w:rFonts w:hint="eastAsia"/>
+        </w:rPr>
+        <w:t>헬스케어: 약품거래, 질병관리</w:t>
+      </w:r>
+    </w:p>
+    <w:p>
+      <w:pPr>
+        <w:pStyle w:val="a6"/>
+        <w:numPr>
+          <w:ilvl w:val="0"/>
+          <w:numId w:val="1"/>
+        </w:numPr>
+      </w:pPr>
+      <w:r>
+        <w:rPr>
+          <w:rFonts w:hint="eastAsia"/>
+        </w:rPr>
+        <w:t>병원: 가격책정, 고객 로열티</w:t>
+      </w:r>
+    </w:p>
+    <w:p>
+      <w:pPr>
+        <w:pStyle w:val="a6"/>
+        <w:numPr>
+          <w:ilvl w:val="0"/>
+          <w:numId w:val="1"/>
+        </w:numPr>
+      </w:pPr>
+      <w:r>
+        <w:rPr>
+          <w:rFonts w:hint="eastAsia"/>
+        </w:rPr>
+        <w:t>에너지: 에너지 트레이딩, 공급/수요 예측</w:t>
+      </w:r>
+    </w:p>
+    <w:p>
+      <w:pPr>
+        <w:pStyle w:val="a6"/>
+        <w:numPr>
+          <w:ilvl w:val="0"/>
+          <w:numId w:val="1"/>
+        </w:numPr>
+      </w:pPr>
+      <w:r>
+        <w:rPr>
+          <w:rFonts w:hint="eastAsia"/>
+        </w:rPr>
+        <w:t>커뮤니케이션: 가격 계획 최적화, 고객 보유</w:t>
+      </w:r>
+    </w:p>
+    <w:p>
+      <w:pPr>
+        <w:pStyle w:val="a6"/>
+        <w:numPr>
+          <w:ilvl w:val="0"/>
+          <w:numId w:val="1"/>
+        </w:numPr>
+      </w:pPr>
+      <w:r>
+        <w:rPr>
+          <w:rFonts w:hint="eastAsia"/>
+        </w:rPr>
+        <w:t>서비스: 콜센터 직원관리, 서비스/수익 사슬 관리</w:t>
+      </w:r>
+    </w:p>
+    <w:p>
+      <w:pPr>
+        <w:pStyle w:val="a6"/>
+        <w:numPr>
+          <w:ilvl w:val="0"/>
+          <w:numId w:val="1"/>
+        </w:numPr>
+      </w:pPr>
+      <w:r>
+        <w:rPr>
+          <w:rFonts w:hint="eastAsia"/>
+        </w:rPr>
+        <w:t>정부: 사기 탐지, 범죄방지</w:t>
+      </w:r>
+    </w:p>
+    <w:p/>
+    <w:p>
+      <w:r>
+        <w:rPr>
+          <w:rFonts w:hint="eastAsia"/>
+        </w:rPr>
+        <w:t>데이터 사이언스</w:t>
+      </w:r>
+    </w:p>
+    <w:p>
+      <w:pPr>
+        <w:pStyle w:val="a6"/>
+        <w:numPr>
+          <w:ilvl w:val="0"/>
+          <w:numId w:val="1"/>
+        </w:numPr>
+      </w:pPr>
+      <w:r>
+        <w:rPr>
+          <w:rFonts w:hint="eastAsia"/>
+        </w:rPr>
+        <w:t>데이터 의미 있는 정보 추출</w:t>
+      </w:r>
+    </w:p>
+    <w:p>
+      <w:pPr>
+        <w:pStyle w:val="a6"/>
+        <w:numPr>
+          <w:ilvl w:val="0"/>
+          <w:numId w:val="1"/>
+        </w:numPr>
+      </w:pPr>
+      <w:r>
+        <w:rPr>
+          <w:rFonts w:hint="eastAsia"/>
+        </w:rPr>
+        <w:t xml:space="preserve">통계학 -&gt; 정형화 데이터, </w:t>
+      </w:r>
+      <w:proofErr w:type="spellStart"/>
+      <w:r>
+        <w:rPr>
+          <w:rFonts w:hint="eastAsia"/>
+        </w:rPr>
+        <w:t>데이터사이언스</w:t>
+      </w:r>
+      <w:proofErr w:type="spellEnd"/>
+      <w:r>
+        <w:rPr>
+          <w:rFonts w:hint="eastAsia"/>
+        </w:rPr>
+        <w:t xml:space="preserve"> -&gt; 정형, 비정형 등 다양한 유형</w:t>
+      </w:r>
+      <w:r>
+        <w:br/>
+      </w:r>
+      <w:r>
+        <w:rPr>
+          <w:rFonts w:hint="eastAsia"/>
+        </w:rPr>
+        <w:t>(총체적 접근법)</w:t>
+      </w:r>
+    </w:p>
+    <w:p>
+      <w:pPr>
+        <w:pStyle w:val="a6"/>
+        <w:numPr>
+          <w:ilvl w:val="0"/>
+          <w:numId w:val="1"/>
+        </w:numPr>
+      </w:pPr>
+      <w:proofErr w:type="gramStart"/>
+      <w:r>
+        <w:rPr>
+          <w:rFonts w:hint="eastAsia"/>
+        </w:rPr>
+        <w:t>분석 뿐</w:t>
+      </w:r>
+      <w:proofErr w:type="gramEnd"/>
+      <w:r>
+        <w:rPr>
+          <w:rFonts w:hint="eastAsia"/>
+        </w:rPr>
+        <w:t xml:space="preserve"> 아니라 구현 전달 과정 포함 개념</w:t>
+      </w:r>
+    </w:p>
+    <w:p>
+      <w:pPr>
+        <w:pStyle w:val="a6"/>
+        <w:numPr>
+          <w:ilvl w:val="0"/>
+          <w:numId w:val="1"/>
+        </w:numPr>
+      </w:pPr>
+      <w:r>
+        <w:rPr>
+          <w:rFonts w:hint="eastAsia"/>
+        </w:rPr>
+        <w:t>전문 지식 종합 학문</w:t>
+      </w:r>
+    </w:p>
+    <w:p/>
+    <w:p>
+      <w:r>
+        <w:rPr>
+          <w:rFonts w:hint="eastAsia"/>
+        </w:rPr>
+        <w:t xml:space="preserve">데이터 </w:t>
+      </w:r>
+      <w:proofErr w:type="spellStart"/>
+      <w:r>
+        <w:rPr>
+          <w:rFonts w:hint="eastAsia"/>
+        </w:rPr>
+        <w:t>사이언티스트</w:t>
+      </w:r>
+      <w:proofErr w:type="spellEnd"/>
+      <w:r>
+        <w:rPr>
+          <w:rFonts w:hint="eastAsia"/>
+        </w:rPr>
+        <w:t xml:space="preserve"> 요구 역량</w:t>
+      </w:r>
+    </w:p>
+    <w:p>
+      <w:pPr>
+        <w:pStyle w:val="a6"/>
+        <w:numPr>
+          <w:ilvl w:val="0"/>
+          <w:numId w:val="1"/>
+        </w:numPr>
+      </w:pPr>
+      <w:r>
+        <w:rPr>
+          <w:rFonts w:hint="eastAsia"/>
+        </w:rPr>
+        <w:t>이론적 지식: 기법 이해, 방법론 습득(</w:t>
+      </w:r>
+      <w:proofErr w:type="spellStart"/>
+      <w:r>
+        <w:rPr>
+          <w:rFonts w:hint="eastAsia"/>
+        </w:rPr>
+        <w:t>하드스킬</w:t>
+      </w:r>
+      <w:proofErr w:type="spellEnd"/>
+      <w:r>
+        <w:rPr>
+          <w:rFonts w:hint="eastAsia"/>
+        </w:rPr>
+        <w:t>)</w:t>
+      </w:r>
+    </w:p>
+    <w:p>
+      <w:pPr>
+        <w:pStyle w:val="a6"/>
+        <w:numPr>
+          <w:ilvl w:val="0"/>
+          <w:numId w:val="1"/>
+        </w:numPr>
+      </w:pPr>
+      <w:r>
+        <w:rPr>
+          <w:rFonts w:hint="eastAsia"/>
+        </w:rPr>
+        <w:t>분석 기술 숙련: 최적 설계 및 노하우 축적(</w:t>
+      </w:r>
+      <w:proofErr w:type="spellStart"/>
+      <w:r>
+        <w:rPr>
+          <w:rFonts w:hint="eastAsia"/>
+        </w:rPr>
+        <w:t>하드스킬</w:t>
+      </w:r>
+      <w:proofErr w:type="spellEnd"/>
+      <w:r>
+        <w:rPr>
+          <w:rFonts w:hint="eastAsia"/>
+        </w:rPr>
+        <w:t>)</w:t>
+      </w:r>
+    </w:p>
+    <w:p>
+      <w:pPr>
+        <w:pStyle w:val="a6"/>
+        <w:numPr>
+          <w:ilvl w:val="0"/>
+          <w:numId w:val="1"/>
+        </w:numPr>
+      </w:pPr>
+      <w:proofErr w:type="spellStart"/>
+      <w:r>
+        <w:rPr>
+          <w:rFonts w:hint="eastAsia"/>
+        </w:rPr>
+        <w:t>통찰력있는</w:t>
+      </w:r>
+      <w:proofErr w:type="spellEnd"/>
+      <w:r>
+        <w:rPr>
+          <w:rFonts w:hint="eastAsia"/>
+        </w:rPr>
+        <w:t xml:space="preserve"> 분석: 창의적 사고, 호기심, 논리적 비판(</w:t>
+      </w:r>
+      <w:proofErr w:type="spellStart"/>
+      <w:r>
+        <w:rPr>
+          <w:rFonts w:hint="eastAsia"/>
+        </w:rPr>
+        <w:t>소프트스킬</w:t>
+      </w:r>
+      <w:proofErr w:type="spellEnd"/>
+      <w:r>
+        <w:rPr>
+          <w:rFonts w:hint="eastAsia"/>
+        </w:rPr>
+        <w:t>)</w:t>
+      </w:r>
+    </w:p>
+    <w:p>
+      <w:pPr>
+        <w:pStyle w:val="a6"/>
+        <w:numPr>
+          <w:ilvl w:val="0"/>
+          <w:numId w:val="1"/>
+        </w:numPr>
+      </w:pPr>
+      <w:r>
+        <w:rPr>
+          <w:rFonts w:hint="eastAsia"/>
+        </w:rPr>
+        <w:t xml:space="preserve">설득력 있는 전달: 스토리텔링, </w:t>
+      </w:r>
+      <w:proofErr w:type="spellStart"/>
+      <w:r>
+        <w:rPr>
+          <w:rFonts w:hint="eastAsia"/>
+        </w:rPr>
+        <w:t>비주얼라이제이션</w:t>
+      </w:r>
+      <w:proofErr w:type="spellEnd"/>
+      <w:r>
+        <w:rPr>
+          <w:rFonts w:hint="eastAsia"/>
+        </w:rPr>
+        <w:t>(</w:t>
+      </w:r>
+      <w:proofErr w:type="spellStart"/>
+      <w:r>
+        <w:rPr>
+          <w:rFonts w:hint="eastAsia"/>
+        </w:rPr>
+        <w:t>소프트스킬</w:t>
+      </w:r>
+      <w:proofErr w:type="spellEnd"/>
+      <w:r>
+        <w:rPr>
+          <w:rFonts w:hint="eastAsia"/>
+        </w:rPr>
+        <w:t>)</w:t>
+      </w:r>
+    </w:p>
+    <w:p>
+      <w:pPr>
+        <w:pStyle w:val="a6"/>
+        <w:numPr>
+          <w:ilvl w:val="0"/>
+          <w:numId w:val="1"/>
+        </w:numPr>
+      </w:pPr>
+      <w:r>
+        <w:rPr>
+          <w:rFonts w:hint="eastAsia"/>
+        </w:rPr>
+        <w:t>다분야 간 협력: 커뮤니케이션(</w:t>
+      </w:r>
+      <w:proofErr w:type="spellStart"/>
+      <w:r>
+        <w:rPr>
+          <w:rFonts w:hint="eastAsia"/>
+        </w:rPr>
+        <w:t>소프트스킬</w:t>
+      </w:r>
+      <w:proofErr w:type="spellEnd"/>
+      <w:r>
+        <w:rPr>
+          <w:rFonts w:hint="eastAsia"/>
+        </w:rPr>
+        <w:t>)</w:t>
+      </w:r>
+    </w:p>
+    <w:p>
+      <w:pPr>
+        <w:pStyle w:val="a6"/>
+        <w:numPr>
+          <w:ilvl w:val="0"/>
+          <w:numId w:val="1"/>
+        </w:numPr>
+        <w:rPr>
+          <w:rFonts w:hint="eastAsia"/>
+        </w:rPr>
+      </w:pPr>
+      <w:proofErr w:type="spellStart"/>
+      <w:r>
+        <w:rPr>
+          <w:rFonts w:hint="eastAsia"/>
+        </w:rPr>
+        <w:t>가트너는</w:t>
+      </w:r>
+      <w:proofErr w:type="spellEnd"/>
+      <w:r>
+        <w:rPr>
+          <w:rFonts w:hint="eastAsia"/>
+        </w:rPr>
+        <w:t xml:space="preserve"> 분석모델링, 데이터관리, </w:t>
+      </w:r>
+      <w:proofErr w:type="spellStart"/>
+      <w:r>
+        <w:rPr>
+          <w:rFonts w:hint="eastAsia"/>
+        </w:rPr>
+        <w:t>소프트스킬</w:t>
+      </w:r>
+      <w:proofErr w:type="spellEnd"/>
+      <w:r>
+        <w:rPr>
+          <w:rFonts w:hint="eastAsia"/>
+        </w:rPr>
+        <w:t>, 비즈니스분석 갖추라 함</w:t>
+      </w:r>
+    </w:p>
+    <w:p/>
+    <w:p>
+      <w:r>
+        <w:rPr>
+          <w:rFonts w:hint="eastAsia"/>
+        </w:rPr>
+        <w:t>인문학 열풍 외부 환경 요소</w:t>
+      </w:r>
+    </w:p>
+    <w:p>
+      <w:pPr>
+        <w:pStyle w:val="a6"/>
+        <w:numPr>
+          <w:ilvl w:val="0"/>
+          <w:numId w:val="1"/>
+        </w:numPr>
+      </w:pPr>
+      <w:r>
+        <w:rPr>
+          <w:rFonts w:hint="eastAsia"/>
+        </w:rPr>
+        <w:t xml:space="preserve">세계화 변화: 컨버전스 -&gt; </w:t>
+      </w:r>
+      <w:proofErr w:type="spellStart"/>
+      <w:r>
+        <w:rPr>
+          <w:rFonts w:hint="eastAsia"/>
+        </w:rPr>
+        <w:t>디버전스</w:t>
+      </w:r>
+      <w:proofErr w:type="spellEnd"/>
+    </w:p>
+    <w:p>
+      <w:pPr>
+        <w:pStyle w:val="a6"/>
+        <w:numPr>
+          <w:ilvl w:val="0"/>
+          <w:numId w:val="1"/>
+        </w:numPr>
+      </w:pPr>
+      <w:r>
+        <w:rPr>
+          <w:rFonts w:hint="eastAsia"/>
+        </w:rPr>
+        <w:t>비즈니스 중심 이동: 제품생산 -&gt; 서비스</w:t>
+      </w:r>
+    </w:p>
+    <w:p>
+      <w:pPr>
+        <w:pStyle w:val="a6"/>
+        <w:numPr>
+          <w:ilvl w:val="0"/>
+          <w:numId w:val="1"/>
+        </w:numPr>
+      </w:pPr>
+      <w:r>
+        <w:rPr>
+          <w:rFonts w:hint="eastAsia"/>
+        </w:rPr>
+        <w:t>경제, 산업 논리 변화: 생산 -&gt; 시장 창조</w:t>
+      </w:r>
+    </w:p>
+    <w:p>
+      <w:r>
+        <w:rPr>
+          <w:rFonts w:hint="eastAsia"/>
+        </w:rPr>
+        <w:lastRenderedPageBreak/>
+        <w:t xml:space="preserve">데이터 </w:t>
+      </w:r>
+      <w:proofErr w:type="spellStart"/>
+      <w:r>
+        <w:rPr>
+          <w:rFonts w:hint="eastAsia"/>
+        </w:rPr>
+        <w:t>사이언티스트</w:t>
+      </w:r>
+      <w:proofErr w:type="spellEnd"/>
+    </w:p>
+    <w:p>
+      <w:pPr>
+        <w:pStyle w:val="a6"/>
+        <w:numPr>
+          <w:ilvl w:val="0"/>
+          <w:numId w:val="1"/>
+        </w:numPr>
+      </w:pPr>
+      <w:r>
+        <w:rPr>
+          <w:rFonts w:hint="eastAsia"/>
+        </w:rPr>
+        <w:t>정량 분석 과학, 인문학적 통찰 근거한 합리적 추론</w:t>
+      </w:r>
+    </w:p>
+    <w:p>
+      <w:pPr>
+        <w:pStyle w:val="a6"/>
+        <w:numPr>
+          <w:ilvl w:val="0"/>
+          <w:numId w:val="1"/>
+        </w:numPr>
+      </w:pPr>
+      <w:r>
+        <w:rPr>
+          <w:rFonts w:hint="eastAsia"/>
+        </w:rPr>
+        <w:t>강력한 호기심</w:t>
+      </w:r>
+    </w:p>
+    <w:p>
+      <w:pPr>
+        <w:pStyle w:val="a6"/>
+        <w:numPr>
+          <w:ilvl w:val="0"/>
+          <w:numId w:val="1"/>
+        </w:numPr>
+      </w:pPr>
+      <w:r>
+        <w:rPr>
+          <w:rFonts w:hint="eastAsia"/>
+        </w:rPr>
+        <w:t>가치 창출, 차별화 위해 소프트 스킬 필요</w:t>
+      </w:r>
+    </w:p>
+    <w:p/>
+    <w:p>
+      <w:r>
+        <w:rPr>
+          <w:rFonts w:hint="eastAsia"/>
+        </w:rPr>
+        <w:t>분석으로 다룰 수 있는 핵심 문제</w:t>
+      </w:r>
+    </w:p>
+    <w:p>
+      <w:r>
+        <w:drawing>
+          <wp:inline distT="0" distB="0" distL="0" distR="0" wp14:anchorId="71F9A431" wp14:editId="3974D8E9">
+            <wp:extent cx="4705350" cy="1317873"/>
+            <wp:effectExtent l="0" t="0" r="0" b="0"/>
+            <wp:docPr id="2088548822" name="그림 1"/>
+            <wp:cNvGraphicFramePr>
+              <a:graphicFrameLocks xmlns:a="http://schemas.openxmlformats.org/drawingml/2006/main" noChangeAspect="1"/>
+            </wp:cNvGraphicFramePr>
+            <a:graphic xmlns:a="http://schemas.openxmlformats.org/drawingml/2006/main">
+              <a:graphicData uri="http://schemas.openxmlformats.org/drawingml/2006/picture">
+                <pic:pic xmlns:pic="http://schemas.openxmlformats.org/drawingml/2006/picture">
+                  <pic:nvPicPr>
+                    <pic:cNvPr id="2088548822" name=""/>
+                    <pic:cNvPicPr/>
+                  </pic:nvPicPr>
+                  <pic:blipFill>
+                    <a:blip r:embed="rId6"/>
+                    <a:stretch>
+                      <a:fillRect/>
+                    </a:stretch>
+                  </pic:blipFill>
+                  <pic:spPr>
+                    <a:xfrm>
+                      <a:off x="0" y="0"/>
+                      <a:ext cx="4716849" cy="1321094"/>
+                    </a:xfrm>
+                    <a:prstGeom prst="rect">
+                      <a:avLst/>
+                    </a:prstGeom>
+                  </pic:spPr>
+                </pic:pic>
+              </a:graphicData>
+            </a:graphic>
+          </wp:inline>
+        </w:drawing>
+      </w:r>
+    </w:p>
+    <w:p/>
+    <w:p>
+      <w:r>
+        <w:rPr>
+          <w:rFonts w:hint="eastAsia"/>
+        </w:rPr>
+        <w:t>데이터 사이언스 구성 요소</w:t>
+      </w:r>
+    </w:p>
+    <w:p>
+      <w:pPr>
+        <w:pStyle w:val="a6"/>
+        <w:numPr>
+          <w:ilvl w:val="0"/>
+          <w:numId w:val="1"/>
+        </w:numPr>
+      </w:pPr>
+      <w:r>
+        <w:rPr>
+          <w:rFonts w:hint="eastAsia"/>
+        </w:rPr>
+        <w:t>IT영역: 데이터 처리, 시그널 프로세싱, 프로그래밍, 데이터 엔지니어링</w:t>
+      </w:r>
+    </w:p>
+    <w:p>
+      <w:pPr>
+        <w:pStyle w:val="a6"/>
+        <w:numPr>
+          <w:ilvl w:val="0"/>
+          <w:numId w:val="1"/>
+        </w:numPr>
+      </w:pPr>
+      <w:r>
+        <w:rPr>
+          <w:rFonts w:hint="eastAsia"/>
+        </w:rPr>
+        <w:t xml:space="preserve">분석영역: 수학, </w:t>
+      </w:r>
+      <w:proofErr w:type="spellStart"/>
+      <w:r>
+        <w:rPr>
+          <w:rFonts w:hint="eastAsia"/>
+        </w:rPr>
+        <w:t>머신러닝</w:t>
+      </w:r>
+      <w:proofErr w:type="spellEnd"/>
+      <w:r>
+        <w:rPr>
+          <w:rFonts w:hint="eastAsia"/>
+        </w:rPr>
+        <w:t>, 확률모델 분석학</w:t>
+      </w:r>
+    </w:p>
+    <w:p>
+      <w:pPr>
+        <w:pStyle w:val="a6"/>
+        <w:numPr>
+          <w:ilvl w:val="0"/>
+          <w:numId w:val="1"/>
+        </w:numPr>
+      </w:pPr>
+      <w:r>
+        <w:rPr>
+          <w:rFonts w:hint="eastAsia"/>
+        </w:rPr>
+        <w:t>비즈니스 컨설팅: 커뮤니케이션, 프레젠테이션, 시각화, 스토리텔링</w:t>
+      </w:r>
+    </w:p>
+    <w:p/>
+    <w:p>
+      <w:r>
+        <w:rPr>
+          <w:rFonts w:hint="eastAsia"/>
+        </w:rPr>
+        <w:t>빅데이터 가치 패러다임 변화</w:t>
+      </w:r>
+    </w:p>
+    <w:p>
+      <w:pPr>
+        <w:pStyle w:val="a6"/>
+        <w:numPr>
+          <w:ilvl w:val="0"/>
+          <w:numId w:val="1"/>
+        </w:numPr>
+      </w:pPr>
+      <w:r>
+        <w:rPr>
+          <w:rFonts w:hint="eastAsia"/>
+        </w:rPr>
+        <w:t>디지털화 -&gt; 연결 -&gt; 에이전시</w:t>
+      </w:r>
+    </w:p>
+    <w:p/>
+    <w:p>
+      <w:r>
+        <w:rPr>
+          <w:rFonts w:hint="eastAsia"/>
+        </w:rPr>
+        <w:t>데이터 양 측정 단위</w:t>
+      </w:r>
+    </w:p>
+    <w:p>
+      <w:pPr>
+        <w:pStyle w:val="a6"/>
+        <w:numPr>
+          <w:ilvl w:val="0"/>
+          <w:numId w:val="1"/>
+        </w:numPr>
+      </w:pPr>
+      <w:r>
+        <w:rPr>
+          <w:rFonts w:hint="eastAsia"/>
+        </w:rPr>
+        <w:t>KB &lt; MB &lt; GB &lt; TB &lt; PB &lt; EB &lt; ZB &lt; YB</w:t>
+      </w:r>
+    </w:p>
+    <w:p/>
+    <w:p/>
+    <w:p/>
+    <w:p/>
+    <w:p>
+      <w:pPr>
+        <w:rPr>
+          <w:rFonts w:hint="eastAsia"/>
+        </w:rPr>
+      </w:pPr>
+    </w:p>
+    <w:p>
+      <w:r>
+        <w:rPr>
+          <w:rFonts w:hint="eastAsia"/>
+        </w:rPr>
+        <w:lastRenderedPageBreak/>
+        <w:t>분석 기획</w:t>
+      </w:r>
+    </w:p>
+    <w:p>
+      <w:r>
+        <w:drawing>
+          <wp:inline distT="0" distB="0" distL="0" distR="0" wp14:anchorId="48B72EB9" wp14:editId="4CB8D363">
+            <wp:extent cx="4902200" cy="2248143"/>
+            <wp:effectExtent l="0" t="0" r="0" b="0"/>
+            <wp:docPr id="546706687" name="그림 1"/>
+            <wp:cNvGraphicFramePr>
+              <a:graphicFrameLocks xmlns:a="http://schemas.openxmlformats.org/drawingml/2006/main" noChangeAspect="1"/>
+            </wp:cNvGraphicFramePr>
+            <a:graphic xmlns:a="http://schemas.openxmlformats.org/drawingml/2006/main">
+              <a:graphicData uri="http://schemas.openxmlformats.org/drawingml/2006/picture">
+                <pic:pic xmlns:pic="http://schemas.openxmlformats.org/drawingml/2006/picture">
+                  <pic:nvPicPr>
+                    <pic:cNvPr id="546706687" name=""/>
+                    <pic:cNvPicPr/>
+                  </pic:nvPicPr>
+                  <pic:blipFill>
+                    <a:blip r:embed="rId7"/>
+                    <a:stretch>
+                      <a:fillRect/>
+                    </a:stretch>
+                  </pic:blipFill>
+                  <pic:spPr>
+                    <a:xfrm>
+                      <a:off x="0" y="0"/>
+                      <a:ext cx="4952055" cy="2271006"/>
+                    </a:xfrm>
+                    <a:prstGeom prst="rect">
+                      <a:avLst/>
+                    </a:prstGeom>
+                  </pic:spPr>
+                </pic:pic>
+              </a:graphicData>
+            </a:graphic>
+          </wp:inline>
+        </w:drawing>
+      </w:r>
+    </w:p>
+    <w:p>
+      <w:pPr>
+        <w:tabs>
+          <w:tab w:val="left" w:pos="7320"/>
+        </w:tabs>
+      </w:pPr>
+    </w:p>
+    <w:p>
+      <w:pPr>
+        <w:tabs>
+          <w:tab w:val="left" w:pos="7320"/>
+        </w:tabs>
+      </w:pPr>
+      <w:r>
+        <w:rPr>
+          <w:rFonts w:hint="eastAsia"/>
+        </w:rPr>
+        <w:t>분석 기획 시 고려사</w:t>
+      </w:r>
+      <w:r>
+        <w:rPr>
+          <w:rFonts w:hint="eastAsia"/>
+        </w:rPr>
+        <w:t>항</w:t>
+      </w:r>
+    </w:p>
+    <w:p>
+      <w:pPr>
+        <w:pStyle w:val="a6"/>
+        <w:numPr>
+          <w:ilvl w:val="0"/>
+          <w:numId w:val="1"/>
+        </w:numPr>
+        <w:tabs>
+          <w:tab w:val="left" w:pos="7320"/>
+        </w:tabs>
+      </w:pPr>
+      <w:r>
+        <w:rPr>
+          <w:rFonts w:hint="eastAsia"/>
+        </w:rPr>
+        <w:t>가용 가능한 데이터 확보</w:t>
+      </w:r>
+      <w:r>
+        <w:br/>
+      </w:r>
+      <w:r>
+        <w:rPr>
+          <w:rFonts w:hint="eastAsia"/>
+        </w:rPr>
+        <w:t>- 정형, 비정형, 반정형 파악</w:t>
+      </w:r>
+    </w:p>
+    <w:p>
+      <w:pPr>
+        <w:pStyle w:val="a6"/>
+        <w:numPr>
+          <w:ilvl w:val="0"/>
+          <w:numId w:val="1"/>
+        </w:numPr>
+        <w:tabs>
+          <w:tab w:val="left" w:pos="7320"/>
+        </w:tabs>
+      </w:pPr>
+      <w:proofErr w:type="spellStart"/>
+      <w:r>
+        <w:rPr>
+          <w:rFonts w:hint="eastAsia"/>
+        </w:rPr>
+        <w:t>유스케이스</w:t>
+      </w:r>
+      <w:proofErr w:type="spellEnd"/>
+      <w:r>
+        <w:rPr>
+          <w:rFonts w:hint="eastAsia"/>
+        </w:rPr>
+        <w:t xml:space="preserve"> 탐색</w:t>
+      </w:r>
+      <w:r>
+        <w:br/>
+      </w:r>
+      <w:r>
+        <w:rPr>
+          <w:rFonts w:hint="eastAsia"/>
+        </w:rPr>
+        <w:t>- 기존 시나리오 및 솔루션 활용</w:t>
+      </w:r>
+    </w:p>
+    <w:p>
+      <w:pPr>
+        <w:pStyle w:val="a6"/>
+        <w:numPr>
+          <w:ilvl w:val="0"/>
+          <w:numId w:val="1"/>
+        </w:numPr>
+        <w:tabs>
+          <w:tab w:val="left" w:pos="7320"/>
+        </w:tabs>
+      </w:pPr>
+      <w:r>
+        <w:rPr>
+          <w:rFonts w:hint="eastAsia"/>
+        </w:rPr>
+        <w:t>사전 계획 수립</w:t>
+      </w:r>
+      <w:r>
+        <w:br/>
+      </w:r>
+      <w:r>
+        <w:rPr>
+          <w:rFonts w:hint="eastAsia"/>
+        </w:rPr>
+        <w:t>- 적절한 비용 산정</w:t>
+      </w:r>
+      <w:r>
+        <w:br/>
+      </w:r>
+      <w:r>
+        <w:rPr>
+          <w:rFonts w:hint="eastAsia"/>
+        </w:rPr>
+        <w:t>- 교육 및 활동방안 변화 관리</w:t>
+      </w:r>
+      <w:r>
+        <w:br/>
+      </w:r>
+      <w:r>
+        <w:rPr>
+          <w:rFonts w:hint="eastAsia"/>
+        </w:rPr>
+        <w:t>- 실제환경에 문제없이 발생하게 조치</w:t>
+      </w:r>
+    </w:p>
+    <w:p>
+      <w:pPr>
+        <w:tabs>
+          <w:tab w:val="left" w:pos="7320"/>
+        </w:tabs>
+      </w:pPr>
+    </w:p>
+    <w:p>
+      <w:pPr>
+        <w:tabs>
+          <w:tab w:val="left" w:pos="7320"/>
+        </w:tabs>
+      </w:pPr>
+      <w:r>
+        <w:rPr>
+          <w:rFonts w:hint="eastAsia"/>
+        </w:rPr>
+        <w:t>과제 중심적 접근 방식</w:t>
+      </w:r>
+    </w:p>
+    <w:p>
+      <w:pPr>
+        <w:pStyle w:val="a6"/>
+        <w:numPr>
+          <w:ilvl w:val="0"/>
+          <w:numId w:val="1"/>
+        </w:numPr>
+        <w:tabs>
+          <w:tab w:val="left" w:pos="7320"/>
+        </w:tabs>
+      </w:pPr>
+      <w:r>
+        <w:rPr>
+          <w:rFonts w:hint="eastAsia"/>
+        </w:rPr>
+        <w:t>당면한 과제 빠르게 해결</w:t>
+      </w:r>
+    </w:p>
+    <w:p>
+      <w:pPr>
+        <w:pStyle w:val="a6"/>
+        <w:numPr>
+          <w:ilvl w:val="0"/>
+          <w:numId w:val="1"/>
+        </w:numPr>
+        <w:tabs>
+          <w:tab w:val="left" w:pos="7320"/>
+        </w:tabs>
+      </w:pPr>
+      <w:r>
+        <w:rPr>
+          <w:rFonts w:hint="eastAsia"/>
+        </w:rPr>
+        <w:t>과제 단위 분석 주제 해결(Speed/Test)</w:t>
+      </w:r>
+    </w:p>
+    <w:p>
+      <w:pPr>
+        <w:pStyle w:val="a6"/>
+        <w:numPr>
+          <w:ilvl w:val="0"/>
+          <w:numId w:val="1"/>
+        </w:numPr>
+        <w:tabs>
+          <w:tab w:val="left" w:pos="7320"/>
+        </w:tabs>
+      </w:pPr>
+      <w:r>
+        <w:rPr>
+          <w:rFonts w:hint="eastAsia"/>
+        </w:rPr>
+        <w:t>Quick-win 방식 프로젝트 문제 명확한 해결</w:t>
+      </w:r>
+    </w:p>
+    <w:p>
+      <w:pPr>
+        <w:pStyle w:val="a6"/>
+        <w:numPr>
+          <w:ilvl w:val="0"/>
+          <w:numId w:val="1"/>
+        </w:numPr>
+        <w:tabs>
+          <w:tab w:val="left" w:pos="7320"/>
+        </w:tabs>
+      </w:pPr>
+      <w:r>
+        <w:rPr>
+          <w:rFonts w:hint="eastAsia"/>
+        </w:rPr>
+        <w:t>단기적 접근 방식</w:t>
+      </w:r>
+    </w:p>
+    <w:p>
+      <w:pPr>
+        <w:tabs>
+          <w:tab w:val="left" w:pos="7320"/>
+        </w:tabs>
+      </w:pPr>
+    </w:p>
+    <w:p>
+      <w:pPr>
+        <w:tabs>
+          <w:tab w:val="left" w:pos="7320"/>
+        </w:tabs>
+      </w:pPr>
+    </w:p>
+    <w:p>
+      <w:pPr>
+        <w:tabs>
+          <w:tab w:val="left" w:pos="7320"/>
+        </w:tabs>
+      </w:pPr>
+    </w:p>
+    <w:p>
+      <w:pPr>
+        <w:tabs>
+          <w:tab w:val="left" w:pos="7320"/>
+        </w:tabs>
+      </w:pPr>
+    </w:p>
+    <w:p>
+      <w:pPr>
+        <w:tabs>
+          <w:tab w:val="left" w:pos="7320"/>
+        </w:tabs>
+      </w:pPr>
+      <w:r>
+        <w:rPr>
+          <w:rFonts w:hint="eastAsia"/>
+        </w:rPr>
+        <w:lastRenderedPageBreak/>
+        <w:t>분석 방법론 모델</w:t>
+      </w:r>
+    </w:p>
+    <w:p>
+      <w:pPr>
+        <w:pStyle w:val="a6"/>
+        <w:numPr>
+          <w:ilvl w:val="0"/>
+          <w:numId w:val="1"/>
+        </w:numPr>
+        <w:tabs>
+          <w:tab w:val="left" w:pos="7320"/>
+        </w:tabs>
+      </w:pPr>
+      <w:r>
+        <w:rPr>
+          <w:rFonts w:hint="eastAsia"/>
+        </w:rPr>
+        <w:t>폭포수 모델</w:t>
+      </w:r>
+      <w:r>
+        <w:br/>
+      </w:r>
+      <w:r>
+        <w:rPr>
+          <w:rFonts w:hint="eastAsia"/>
+        </w:rPr>
+        <w:t>- 순차적 진행</w:t>
+      </w:r>
+      <w:r>
+        <w:br/>
+      </w:r>
+      <w:r>
+        <w:rPr>
+          <w:rFonts w:hint="eastAsia"/>
+        </w:rPr>
+        <w:t>- 하향식 진행</w:t>
+      </w:r>
+      <w:r>
+        <w:br/>
+      </w:r>
+      <w:r>
+        <w:rPr>
+          <w:rFonts w:hint="eastAsia"/>
+        </w:rPr>
+        <w:t>- 피드백 과정 수행</w:t>
+      </w:r>
+    </w:p>
+    <w:p>
+      <w:pPr>
+        <w:pStyle w:val="a6"/>
+        <w:numPr>
+          <w:ilvl w:val="0"/>
+          <w:numId w:val="1"/>
+        </w:numPr>
+        <w:tabs>
+          <w:tab w:val="left" w:pos="7320"/>
+        </w:tabs>
+      </w:pPr>
+      <w:r>
+        <w:rPr>
+          <w:rFonts w:hint="eastAsia"/>
+        </w:rPr>
+        <w:t>나선형 모델</w:t>
+      </w:r>
+      <w:r>
+        <w:br/>
+      </w:r>
+      <w:r>
+        <w:rPr>
+          <w:rFonts w:hint="eastAsia"/>
+        </w:rPr>
+        <w:t>- 처음 시도 프로젝트 적용 용이</w:t>
+      </w:r>
+      <w:r>
+        <w:br/>
+      </w:r>
+      <w:r>
+        <w:rPr>
+          <w:rFonts w:hint="eastAsia"/>
+        </w:rPr>
+        <w:t>- 반복 체계 못 갖추면 복잡도 상승으로 진행 어려움</w:t>
+      </w:r>
+      <w:r>
+        <w:br/>
+      </w:r>
+      <w:r>
+        <w:rPr>
+          <w:rFonts w:hint="eastAsia"/>
+        </w:rPr>
+        <w:t xml:space="preserve">- </w:t>
+      </w:r>
+      <w:r>
+        <w:rPr>
+          <w:rFonts w:hint="eastAsia"/>
+        </w:rPr>
+        <w:t>프로토타입 지속 발전으로 최종 소프트웨어 이르게 함</w:t>
+      </w:r>
+    </w:p>
+    <w:p>
+      <w:pPr>
+        <w:pStyle w:val="a6"/>
+        <w:numPr>
+          <w:ilvl w:val="0"/>
+          <w:numId w:val="1"/>
+        </w:numPr>
+        <w:tabs>
+          <w:tab w:val="left" w:pos="7320"/>
+        </w:tabs>
+      </w:pPr>
+      <w:r>
+        <w:rPr>
+          <w:rFonts w:hint="eastAsia"/>
+        </w:rPr>
+        <w:t>프로토타입 모델</w:t>
+      </w:r>
+      <w:r>
+        <w:br/>
+      </w:r>
+      <w:r>
+        <w:rPr>
+          <w:rFonts w:hint="eastAsia"/>
+        </w:rPr>
+        <w:t>- 실제 운영할 모형 만들어 평가 후 전체 시스템으로 확장 및 구현</w:t>
+      </w:r>
+      <w:r>
+        <w:br/>
+      </w:r>
+      <w:r>
+        <w:rPr>
+          <w:rFonts w:hint="eastAsia"/>
+        </w:rPr>
+        <w:t>- 가설 확인 가능</w:t>
+      </w:r>
+      <w:r>
+        <w:br/>
+      </w:r>
+      <w:r>
+        <w:rPr>
+          <w:rFonts w:hint="eastAsia"/>
+        </w:rPr>
+        <w:t>- 상향식 접근방법</w:t>
+      </w:r>
+    </w:p>
+    <w:p>
+      <w:pPr>
+        <w:tabs>
+          <w:tab w:val="left" w:pos="7320"/>
+        </w:tabs>
+      </w:pPr>
+    </w:p>
+    <w:p>
+      <w:pPr>
+        <w:tabs>
+          <w:tab w:val="left" w:pos="7320"/>
+        </w:tabs>
+      </w:pPr>
+      <w:r>
+        <w:rPr>
+          <w:rFonts w:hint="eastAsia"/>
+        </w:rPr>
+        <w:t>분석 방법론 구성 요소</w:t>
+      </w:r>
+    </w:p>
+    <w:p>
+      <w:pPr>
+        <w:pStyle w:val="a6"/>
+        <w:numPr>
+          <w:ilvl w:val="0"/>
+          <w:numId w:val="1"/>
+        </w:numPr>
+        <w:tabs>
+          <w:tab w:val="left" w:pos="7320"/>
+        </w:tabs>
+      </w:pPr>
+      <w:r>
+        <w:rPr>
+          <w:rFonts w:hint="eastAsia"/>
+        </w:rPr>
+        <w:t>절차</w:t>
+      </w:r>
+      <w:r>
+        <w:br/>
+      </w:r>
+      <w:r>
+        <w:rPr>
+          <w:rFonts w:hint="eastAsia"/>
+        </w:rPr>
+        <w:t>- 각 작업 단계 체계</w:t>
+      </w:r>
+      <w:r>
+        <w:br/>
+      </w:r>
+      <w:r>
+        <w:rPr>
+          <w:rFonts w:hint="eastAsia"/>
+        </w:rPr>
+        <w:t>- 활동 순서 명시, 단계별 활동, 활동별 세부작업</w:t>
+      </w:r>
+    </w:p>
+    <w:p>
+      <w:pPr>
+        <w:pStyle w:val="a6"/>
+        <w:numPr>
+          <w:ilvl w:val="0"/>
+          <w:numId w:val="1"/>
+        </w:numPr>
+        <w:tabs>
+          <w:tab w:val="left" w:pos="7320"/>
+        </w:tabs>
+      </w:pPr>
+      <w:r>
+        <w:rPr>
+          <w:rFonts w:hint="eastAsia"/>
+        </w:rPr>
+        <w:t>방법</w:t>
+      </w:r>
+      <w:r>
+        <w:br/>
+      </w:r>
+      <w:r>
+        <w:rPr>
+          <w:rFonts w:hint="eastAsia"/>
+        </w:rPr>
+        <w:t>- 작업에 대한 구체적 설명</w:t>
+      </w:r>
+      <w:r>
+        <w:br/>
+      </w:r>
+      <w:r>
+        <w:rPr>
+          <w:rFonts w:hint="eastAsia"/>
+        </w:rPr>
+        <w:t>- 언제 어떻게 작업하는지 기술</w:t>
+      </w:r>
+    </w:p>
+    <w:p>
+      <w:pPr>
+        <w:pStyle w:val="a6"/>
+        <w:numPr>
+          <w:ilvl w:val="0"/>
+          <w:numId w:val="1"/>
+        </w:numPr>
+        <w:tabs>
+          <w:tab w:val="left" w:pos="7320"/>
+        </w:tabs>
+      </w:pPr>
+      <w:r>
+        <w:rPr>
+          <w:rFonts w:hint="eastAsia"/>
+        </w:rPr>
+        <w:t>도구와 기법</w:t>
+      </w:r>
+      <w:r>
+        <w:br/>
+      </w:r>
+      <w:r>
+        <w:rPr>
+          <w:rFonts w:hint="eastAsia"/>
+        </w:rPr>
+        <w:t>- 소요되는 기술, 방법</w:t>
+      </w:r>
+      <w:r>
+        <w:br/>
+      </w:r>
+      <w:r>
+        <w:rPr>
+          <w:rFonts w:hint="eastAsia"/>
+        </w:rPr>
+        <w:t>- 기업별 사용 표준 및 방법</w:t>
+      </w:r>
+    </w:p>
+    <w:p>
+      <w:pPr>
+        <w:pStyle w:val="a6"/>
+        <w:numPr>
+          <w:ilvl w:val="0"/>
+          <w:numId w:val="1"/>
+        </w:numPr>
+        <w:tabs>
+          <w:tab w:val="left" w:pos="7320"/>
+        </w:tabs>
+      </w:pPr>
+      <w:r>
+        <w:rPr>
+          <w:rFonts w:hint="eastAsia"/>
+        </w:rPr>
+        <w:t>템플릿과 산출물</w:t>
+      </w:r>
+      <w:r>
+        <w:br/>
+      </w:r>
+      <w:r>
+        <w:rPr>
+          <w:rFonts w:hint="eastAsia"/>
+        </w:rPr>
+        <w:t>- 목록 및 양식</w:t>
+      </w:r>
+    </w:p>
+    <w:p>
+      <w:pPr>
+        <w:tabs>
+          <w:tab w:val="left" w:pos="7320"/>
+        </w:tabs>
+      </w:pPr>
+    </w:p>
+    <w:p>
+      <w:pPr>
+        <w:tabs>
+          <w:tab w:val="left" w:pos="7320"/>
+        </w:tabs>
+      </w:pPr>
+      <w:r>
+        <w:rPr>
+          <w:rFonts w:hint="eastAsia"/>
+        </w:rPr>
+        <w:t>기업의 의사결정 가로막는 요소</w:t>
+      </w:r>
+    </w:p>
+    <w:p>
+      <w:pPr>
+        <w:pStyle w:val="a6"/>
+        <w:numPr>
+          <w:ilvl w:val="0"/>
+          <w:numId w:val="1"/>
+        </w:numPr>
+        <w:tabs>
+          <w:tab w:val="left" w:pos="7320"/>
+        </w:tabs>
+      </w:pPr>
+      <w:r>
+        <w:rPr>
+          <w:rFonts w:hint="eastAsia"/>
+        </w:rPr>
+        <w:t>고정관념: 전형적 특징 관한 신념</w:t>
+      </w:r>
+    </w:p>
+    <w:p>
+      <w:pPr>
+        <w:pStyle w:val="a6"/>
+        <w:numPr>
+          <w:ilvl w:val="0"/>
+          <w:numId w:val="1"/>
+        </w:numPr>
+        <w:tabs>
+          <w:tab w:val="left" w:pos="7320"/>
+        </w:tabs>
+      </w:pPr>
+      <w:proofErr w:type="spellStart"/>
+      <w:r>
+        <w:rPr>
+          <w:rFonts w:hint="eastAsia"/>
+        </w:rPr>
+        <w:t>프레이밍</w:t>
+      </w:r>
+      <w:proofErr w:type="spellEnd"/>
+      <w:r>
+        <w:rPr>
+          <w:rFonts w:hint="eastAsia"/>
+        </w:rPr>
+        <w:t xml:space="preserve"> 효과: 동일한 사건에 개인 판단, 선택이 달라짐</w:t>
+      </w:r>
+    </w:p>
+    <w:p>
+      <w:pPr>
+        <w:tabs>
+          <w:tab w:val="left" w:pos="7320"/>
+        </w:tabs>
+      </w:pPr>
+    </w:p>
+    <w:p>
+      <w:pPr>
+        <w:tabs>
+          <w:tab w:val="left" w:pos="7320"/>
+        </w:tabs>
+      </w:pPr>
+    </w:p>
+    <w:p>
+      <w:pPr>
+        <w:tabs>
+          <w:tab w:val="left" w:pos="7320"/>
+        </w:tabs>
+      </w:pPr>
+      <w:r>
+        <w:rPr>
+          <w:rFonts w:hint="eastAsia"/>
+        </w:rPr>
+        <w:lastRenderedPageBreak/>
+        <w:t>KDD 분석 방법론</w:t>
+      </w:r>
+    </w:p>
+    <w:p>
+      <w:pPr>
+        <w:pStyle w:val="a6"/>
+        <w:numPr>
+          <w:ilvl w:val="0"/>
+          <w:numId w:val="1"/>
+        </w:numPr>
+        <w:tabs>
+          <w:tab w:val="left" w:pos="7320"/>
+        </w:tabs>
+      </w:pPr>
+      <w:r>
+        <w:rPr>
+          <w:rFonts w:hint="eastAsia"/>
+        </w:rPr>
+        <w:t>데이터 세트 선택</w:t>
+      </w:r>
+      <w:r>
+        <w:br/>
+      </w:r>
+      <w:r>
+        <w:rPr>
+          <w:rFonts w:hint="eastAsia"/>
+        </w:rPr>
+        <w:t>- 필요 데이터 선택, 데이터 세트 생성, 데이터 구성</w:t>
+      </w:r>
+    </w:p>
+    <w:p>
+      <w:pPr>
+        <w:pStyle w:val="a6"/>
+        <w:numPr>
+          <w:ilvl w:val="0"/>
+          <w:numId w:val="1"/>
+        </w:numPr>
+        <w:tabs>
+          <w:tab w:val="left" w:pos="7320"/>
+        </w:tabs>
+      </w:pPr>
+      <w:r>
+        <w:rPr>
+          <w:rFonts w:hint="eastAsia"/>
+        </w:rPr>
+        <w:t xml:space="preserve">데이터 </w:t>
+      </w:r>
+      <w:proofErr w:type="spellStart"/>
+      <w:r>
+        <w:rPr>
+          <w:rFonts w:hint="eastAsia"/>
+        </w:rPr>
+        <w:t>전처리</w:t>
+      </w:r>
+      <w:proofErr w:type="spellEnd"/>
+      <w:r>
+        <w:br/>
+      </w:r>
+      <w:r>
+        <w:rPr>
+          <w:rFonts w:hint="eastAsia"/>
+        </w:rPr>
+        <w:t xml:space="preserve">- 잡음, </w:t>
+      </w:r>
+      <w:proofErr w:type="spellStart"/>
+      <w:r>
+        <w:rPr>
+          <w:rFonts w:hint="eastAsia"/>
+        </w:rPr>
+        <w:t>이상값</w:t>
+      </w:r>
+      <w:proofErr w:type="spellEnd"/>
+      <w:r>
+        <w:rPr>
+          <w:rFonts w:hint="eastAsia"/>
+        </w:rPr>
+        <w:t xml:space="preserve">, </w:t>
+      </w:r>
+      <w:proofErr w:type="spellStart"/>
+      <w:r>
+        <w:rPr>
+          <w:rFonts w:hint="eastAsia"/>
+        </w:rPr>
+        <w:t>결측값</w:t>
+      </w:r>
+      <w:proofErr w:type="spellEnd"/>
+      <w:r>
+        <w:rPr>
+          <w:rFonts w:hint="eastAsia"/>
+        </w:rPr>
+        <w:t xml:space="preserve"> 식별 후 제거 및 정제</w:t>
+      </w:r>
+    </w:p>
+    <w:p>
+      <w:pPr>
+        <w:pStyle w:val="a6"/>
+        <w:numPr>
+          <w:ilvl w:val="0"/>
+          <w:numId w:val="1"/>
+        </w:numPr>
+        <w:tabs>
+          <w:tab w:val="left" w:pos="7320"/>
+        </w:tabs>
+      </w:pPr>
+      <w:r>
+        <w:rPr>
+          <w:rFonts w:hint="eastAsia"/>
+        </w:rPr>
+        <w:t>데이터 변환</w:t>
+      </w:r>
+      <w:r>
+        <w:br/>
+      </w:r>
+      <w:r>
+        <w:rPr>
+          <w:rFonts w:hint="eastAsia"/>
+        </w:rPr>
+        <w:t xml:space="preserve">- 선택, 차원 축소, 정규화 등 </w:t>
+      </w:r>
+      <w:proofErr w:type="gramStart"/>
+      <w:r>
+        <w:rPr>
+          <w:rFonts w:hint="eastAsia"/>
+        </w:rPr>
+        <w:t>수행 /</w:t>
+      </w:r>
+      <w:proofErr w:type="gramEnd"/>
+      <w:r>
+        <w:rPr>
+          <w:rFonts w:hint="eastAsia"/>
+        </w:rPr>
+        <w:t xml:space="preserve"> 데이터 세트 변경</w:t>
+      </w:r>
+    </w:p>
+    <w:p>
+      <w:pPr>
+        <w:pStyle w:val="a6"/>
+        <w:numPr>
+          <w:ilvl w:val="0"/>
+          <w:numId w:val="1"/>
+        </w:numPr>
+        <w:tabs>
+          <w:tab w:val="left" w:pos="7320"/>
+        </w:tabs>
+      </w:pPr>
+      <w:r>
+        <w:rPr>
+          <w:rFonts w:hint="eastAsia"/>
+        </w:rPr>
+        <w:t>데이터 마이닝</w:t>
+      </w:r>
+      <w:r>
+        <w:br/>
+      </w:r>
+      <w:r>
+        <w:rPr>
+          <w:rFonts w:hint="eastAsia"/>
+        </w:rPr>
+        <w:t>- 알고리즘 선택, 예측작업 수행, 전처리와 변환 프로세스 병행</w:t>
+      </w:r>
+    </w:p>
+    <w:p>
+      <w:pPr>
+        <w:pStyle w:val="a6"/>
+        <w:numPr>
+          <w:ilvl w:val="0"/>
+          <w:numId w:val="1"/>
+        </w:numPr>
+        <w:tabs>
+          <w:tab w:val="left" w:pos="7320"/>
+        </w:tabs>
+      </w:pPr>
+      <w:r>
+        <w:rPr>
+          <w:rFonts w:hint="eastAsia"/>
+        </w:rPr>
+        <w:t>결과 평가</w:t>
+      </w:r>
+      <w:r>
+        <w:br/>
+      </w:r>
+      <w:r>
+        <w:rPr>
+          <w:rFonts w:hint="eastAsia"/>
+        </w:rPr>
+        <w:t xml:space="preserve">- 목적과 </w:t>
+      </w:r>
+      <w:proofErr w:type="spellStart"/>
+      <w:r>
+        <w:rPr>
+          <w:rFonts w:hint="eastAsia"/>
+        </w:rPr>
+        <w:t>일치성</w:t>
+      </w:r>
+      <w:proofErr w:type="spellEnd"/>
+      <w:r>
+        <w:rPr>
+          <w:rFonts w:hint="eastAsia"/>
+        </w:rPr>
+        <w:t xml:space="preserve"> 확인, 지식 활용 방안, 프로세스 반복 수행</w:t>
+      </w:r>
+    </w:p>
+    <w:p>
+      <w:pPr>
+        <w:tabs>
+          <w:tab w:val="left" w:pos="7320"/>
+        </w:tabs>
+      </w:pPr>
+    </w:p>
+    <w:p>
+      <w:pPr>
+        <w:tabs>
+          <w:tab w:val="left" w:pos="7320"/>
+        </w:tabs>
+      </w:pPr>
+      <w:r>
+        <w:rPr>
+          <w:rFonts w:hint="eastAsia"/>
+        </w:rPr>
+        <w:t>CRISP-DM 분석 방법론</w:t>
+      </w:r>
+    </w:p>
+    <w:p>
+      <w:pPr>
+        <w:pStyle w:val="a6"/>
+        <w:numPr>
+          <w:ilvl w:val="0"/>
+          <w:numId w:val="1"/>
+        </w:numPr>
+        <w:tabs>
+          <w:tab w:val="left" w:pos="7320"/>
+        </w:tabs>
+      </w:pPr>
+      <w:r>
+        <w:rPr>
+          <w:rFonts w:hint="eastAsia"/>
+        </w:rPr>
+        <w:t>업무 이해</w:t>
+      </w:r>
+      <w:r>
+        <w:br/>
+      </w:r>
+      <w:r>
+        <w:rPr>
+          <w:rFonts w:hint="eastAsia"/>
+        </w:rPr>
+        <w:t xml:space="preserve">- </w:t>
+      </w:r>
+      <w:r>
+        <w:rPr>
+          <w:rFonts w:hint="eastAsia"/>
+        </w:rPr>
+        <w:t xml:space="preserve">업무 목적 파악, 상황 파악, 데이터 마이닝 목표 설정, </w:t>
+      </w:r>
+      <w:r>
+        <w:rPr>
+          <w:rFonts w:hint="eastAsia"/>
+        </w:rPr>
+        <w:t>프로젝트 계획 수립</w:t>
+      </w:r>
+    </w:p>
+    <w:p>
+      <w:pPr>
+        <w:pStyle w:val="a6"/>
+        <w:numPr>
+          <w:ilvl w:val="0"/>
+          <w:numId w:val="1"/>
+        </w:numPr>
+        <w:tabs>
+          <w:tab w:val="left" w:pos="7320"/>
+        </w:tabs>
+      </w:pPr>
+      <w:r>
+        <w:rPr>
+          <w:rFonts w:hint="eastAsia"/>
+        </w:rPr>
+        <w:t>데이터 이해</w:t>
+      </w:r>
+      <w:r>
+        <w:br/>
+      </w:r>
+      <w:r>
+        <w:rPr>
+          <w:rFonts w:hint="eastAsia"/>
+        </w:rPr>
+        <w:t>- 초기 데이터 수집, 데이터 탐색, 데이터 품질 확인</w:t>
+      </w:r>
+    </w:p>
+    <w:p>
+      <w:pPr>
+        <w:pStyle w:val="a6"/>
+        <w:numPr>
+          <w:ilvl w:val="0"/>
+          <w:numId w:val="1"/>
+        </w:numPr>
+        <w:tabs>
+          <w:tab w:val="left" w:pos="7320"/>
+        </w:tabs>
+      </w:pPr>
+      <w:r>
+        <w:rPr>
+          <w:rFonts w:hint="eastAsia"/>
+        </w:rPr>
+        <w:t>데이터 준비</w:t>
+      </w:r>
+      <w:r>
+        <w:br/>
+      </w:r>
+      <w:r>
+        <w:rPr>
+          <w:rFonts w:hint="eastAsia"/>
+        </w:rPr>
+        <w:t xml:space="preserve">- 세트 선택 및 편성, 정제, 통합, </w:t>
+      </w:r>
+      <w:proofErr w:type="spellStart"/>
+      <w:r>
+        <w:rPr>
+          <w:rFonts w:hint="eastAsia"/>
+        </w:rPr>
+        <w:t>포맷</w:t>
+      </w:r>
+      <w:r>
+        <w:rPr>
+          <w:rFonts w:hint="eastAsia"/>
+        </w:rPr>
+        <w:t>팅</w:t>
+      </w:r>
+      <w:proofErr w:type="spellEnd"/>
+    </w:p>
+    <w:p>
+      <w:pPr>
+        <w:pStyle w:val="a6"/>
+        <w:numPr>
+          <w:ilvl w:val="0"/>
+          <w:numId w:val="1"/>
+        </w:numPr>
+        <w:tabs>
+          <w:tab w:val="left" w:pos="7320"/>
+        </w:tabs>
+      </w:pPr>
+      <w:r>
+        <w:rPr>
+          <w:rFonts w:hint="eastAsia"/>
+        </w:rPr>
+        <w:t>모델링</w:t>
+      </w:r>
+      <w:r>
+        <w:br/>
+      </w:r>
+      <w:r>
+        <w:rPr>
+          <w:rFonts w:hint="eastAsia"/>
+        </w:rPr>
+        <w:t>- 모델링 기법 선택, 테스트 계획 설계, 모델 선택 및 평가 수행</w:t>
+      </w:r>
+    </w:p>
+    <w:p>
+      <w:pPr>
+        <w:pStyle w:val="a6"/>
+        <w:numPr>
+          <w:ilvl w:val="0"/>
+          <w:numId w:val="1"/>
+        </w:numPr>
+        <w:tabs>
+          <w:tab w:val="left" w:pos="7320"/>
+        </w:tabs>
+      </w:pPr>
+      <w:r>
+        <w:rPr>
+          <w:rFonts w:hint="eastAsia"/>
+        </w:rPr>
+        <w:t>평가</w:t>
+      </w:r>
+      <w:r>
+        <w:br/>
+      </w:r>
+      <w:r>
+        <w:rPr>
+          <w:rFonts w:hint="eastAsia"/>
+        </w:rPr>
+        <w:t xml:space="preserve">- 분석결과평가, 모델링 과정평가, 모델 </w:t>
+      </w:r>
+      <w:proofErr w:type="spellStart"/>
+      <w:r>
+        <w:rPr>
+          <w:rFonts w:hint="eastAsia"/>
+        </w:rPr>
+        <w:t>적용성</w:t>
+      </w:r>
+      <w:proofErr w:type="spellEnd"/>
+      <w:r>
+        <w:rPr>
+          <w:rFonts w:hint="eastAsia"/>
+        </w:rPr>
+        <w:t xml:space="preserve"> 평가 수행</w:t>
+      </w:r>
+    </w:p>
+    <w:p>
+      <w:pPr>
+        <w:pStyle w:val="a6"/>
+        <w:numPr>
+          <w:ilvl w:val="0"/>
+          <w:numId w:val="1"/>
+        </w:numPr>
+        <w:tabs>
+          <w:tab w:val="left" w:pos="7320"/>
+        </w:tabs>
+      </w:pPr>
+      <w:r>
+        <w:rPr>
+          <w:rFonts w:hint="eastAsia"/>
+        </w:rPr>
+        <w:t>전개</w:t>
+      </w:r>
+      <w:r>
+        <w:br/>
+      </w:r>
+      <w:r>
+        <w:rPr>
+          <w:rFonts w:hint="eastAsia"/>
+        </w:rPr>
+        <w:t xml:space="preserve">- 전개 계획, 모니터링, 유지보수, 종료보고서, 리뷰작성 </w:t>
+      </w:r>
+    </w:p>
+    <w:p>
+      <w:pPr>
+        <w:tabs>
+          <w:tab w:val="left" w:pos="7320"/>
+        </w:tabs>
+      </w:pPr>
+    </w:p>
+    <w:p>
+      <w:pPr>
+        <w:tabs>
+          <w:tab w:val="left" w:pos="7320"/>
+        </w:tabs>
+      </w:pPr>
+    </w:p>
+    <w:p>
+      <w:pPr>
+        <w:tabs>
+          <w:tab w:val="left" w:pos="7320"/>
+        </w:tabs>
+      </w:pPr>
+    </w:p>
+    <w:p>
+      <w:pPr>
+        <w:tabs>
+          <w:tab w:val="left" w:pos="7320"/>
+        </w:tabs>
+      </w:pPr>
+    </w:p>
+    <w:p>
+      <w:pPr>
+        <w:tabs>
+          <w:tab w:val="left" w:pos="7320"/>
+        </w:tabs>
+      </w:pPr>
+    </w:p>
+    <w:p>
+      <w:pPr>
+        <w:tabs>
+          <w:tab w:val="left" w:pos="7320"/>
+        </w:tabs>
+        <w:rPr>
+          <w:rFonts w:hint="eastAsia"/>
+        </w:rPr>
+      </w:pPr>
+    </w:p>
+    <w:p>
+      <w:pPr>
+        <w:tabs>
+          <w:tab w:val="left" w:pos="7320"/>
+        </w:tabs>
+      </w:pPr>
+      <w:r>
+        <w:rPr>
+          <w:rFonts w:hint="eastAsia"/>
+        </w:rPr>
+        <w:lastRenderedPageBreak/>
+        <w:t>분석 방법론 분석 절차</w:t>
+      </w:r>
+    </w:p>
+    <w:p>
+      <w:pPr>
+        <w:pStyle w:val="a6"/>
+        <w:numPr>
+          <w:ilvl w:val="0"/>
+          <w:numId w:val="1"/>
+        </w:numPr>
+        <w:tabs>
+          <w:tab w:val="left" w:pos="7320"/>
+        </w:tabs>
+      </w:pPr>
+      <w:r>
+        <w:rPr>
+          <w:rFonts w:hint="eastAsia"/>
+        </w:rPr>
+        <w:t xml:space="preserve">분석 기획 </w:t>
+      </w:r>
+      <w:r>
+        <w:br/>
+      </w:r>
+      <w:r>
+        <w:rPr>
+          <w:rFonts w:hint="eastAsia"/>
+        </w:rPr>
+        <w:t>- 비즈니스 이해, 범위 설정</w:t>
+      </w:r>
+      <w:r>
+        <w:rPr>
+          <w:rFonts w:hint="eastAsia"/>
+        </w:rPr>
+        <w:t xml:space="preserve"> </w:t>
+      </w:r>
+      <w:proofErr w:type="gramStart"/>
+      <w:r>
+        <w:rPr>
+          <w:rFonts w:hint="eastAsia"/>
+        </w:rPr>
+        <w:t>( SOW</w:t>
+      </w:r>
+      <w:proofErr w:type="gramEnd"/>
+      <w:r>
+        <w:rPr>
+          <w:rFonts w:hint="eastAsia"/>
+        </w:rPr>
+        <w:t xml:space="preserve"> )</w:t>
+      </w:r>
+      <w:r>
+        <w:br/>
+      </w:r>
+      <w:r>
+        <w:rPr>
+          <w:rFonts w:hint="eastAsia"/>
+        </w:rPr>
+        <w:t>- 프로젝트 정의, 계획 수립</w:t>
+      </w:r>
+      <w:r>
+        <w:br/>
+      </w:r>
+      <w:r>
+        <w:rPr>
+          <w:rFonts w:hint="eastAsia"/>
+        </w:rPr>
+        <w:t>- 프로젝트 위험 계획 수립: 회피, 전이, 완화, 수용</w:t>
+      </w:r>
+    </w:p>
+    <w:p>
+      <w:pPr>
+        <w:pStyle w:val="a6"/>
+        <w:numPr>
+          <w:ilvl w:val="0"/>
+          <w:numId w:val="1"/>
+        </w:numPr>
+        <w:tabs>
+          <w:tab w:val="left" w:pos="7320"/>
+        </w:tabs>
+      </w:pPr>
+      <w:r>
+        <w:rPr>
+          <w:rFonts w:hint="eastAsia"/>
+        </w:rPr>
+        <w:t>데이터 준비</w:t>
+      </w:r>
+      <w:r>
+        <w:br/>
+      </w:r>
+      <w:r>
+        <w:rPr>
+          <w:rFonts w:hint="eastAsia"/>
+        </w:rPr>
+        <w:t>- 필요 데이터 정의(ERD)</w:t>
+      </w:r>
+      <w:r>
+        <w:br/>
+      </w:r>
+      <w:r>
+        <w:rPr>
+          <w:rFonts w:hint="eastAsia"/>
+        </w:rPr>
+        <w:t>- 데이터 스토어 설계</w:t>
+      </w:r>
+      <w:r>
+        <w:br/>
+      </w:r>
+      <w:r>
+        <w:rPr>
+          <w:rFonts w:hint="eastAsia"/>
+        </w:rPr>
+        <w:t>데이터 수집 및 정합성 점검</w:t>
+      </w:r>
+    </w:p>
+    <w:p>
+      <w:pPr>
+        <w:pStyle w:val="a6"/>
+        <w:numPr>
+          <w:ilvl w:val="0"/>
+          <w:numId w:val="1"/>
+        </w:numPr>
+        <w:tabs>
+          <w:tab w:val="left" w:pos="7320"/>
+        </w:tabs>
+      </w:pPr>
+      <w:r>
+        <w:rPr>
+          <w:rFonts w:hint="eastAsia"/>
+        </w:rPr>
+        <w:t>데이터 분석</w:t>
+      </w:r>
+      <w:r>
+        <w:br/>
+      </w:r>
+      <w:r>
+        <w:rPr>
+          <w:rFonts w:hint="eastAsia"/>
+        </w:rPr>
+        <w:t>- 분석용 데이터 준비</w:t>
+      </w:r>
+      <w:r>
+        <w:br/>
+      </w:r>
+      <w:r>
+        <w:rPr>
+          <w:rFonts w:hint="eastAsia"/>
+        </w:rPr>
+        <w:t>- 텍스트 분석</w:t>
+      </w:r>
+      <w:r>
+        <w:br/>
+      </w:r>
+      <w:r>
+        <w:rPr>
+          <w:rFonts w:hint="eastAsia"/>
+        </w:rPr>
+        <w:t>- 탐색적 분석</w:t>
+      </w:r>
+      <w:r>
+        <w:br/>
+      </w:r>
+      <w:r>
+        <w:rPr>
+          <w:rFonts w:hint="eastAsia"/>
+        </w:rPr>
+        <w:t>- 모델링</w:t>
+      </w:r>
+      <w:r>
+        <w:rPr>
+          <w:rFonts w:hint="eastAsia"/>
+        </w:rPr>
+        <w:t xml:space="preserve"> (</w:t>
+      </w:r>
+      <w:r>
+        <w:t>데이터</w:t>
+      </w:r>
+      <w:r>
+        <w:rPr>
+          <w:rFonts w:hint="eastAsia"/>
+        </w:rPr>
+        <w:t xml:space="preserve"> 분할, 모델링, 모델적용 및 운영방안)</w:t>
+      </w:r>
+      <w:r>
+        <w:br/>
+      </w:r>
+      <w:r>
+        <w:rPr>
+          <w:rFonts w:hint="eastAsia"/>
+        </w:rPr>
+        <w:t>- 모델 평가 및 검증</w:t>
+      </w:r>
+      <w:r>
+        <w:br/>
+      </w:r>
+      <w:r>
+        <w:rPr>
+          <w:rFonts w:hint="eastAsia"/>
+        </w:rPr>
+        <w:t>- 모델적용 및 운영방안 수립</w:t>
+      </w:r>
+    </w:p>
+    <w:p>
+      <w:pPr>
+        <w:pStyle w:val="a6"/>
+        <w:numPr>
+          <w:ilvl w:val="0"/>
+          <w:numId w:val="1"/>
+        </w:numPr>
+        <w:tabs>
+          <w:tab w:val="left" w:pos="7320"/>
+        </w:tabs>
+      </w:pPr>
+      <w:r>
+        <w:rPr>
+          <w:rFonts w:hint="eastAsia"/>
+        </w:rPr>
+        <w:t>시스템 구현</w:t>
+      </w:r>
+      <w:r>
+        <w:br/>
+      </w:r>
+      <w:r>
+        <w:rPr>
+          <w:rFonts w:hint="eastAsia"/>
+        </w:rPr>
+        <w:t>- 설계 및 구현</w:t>
+      </w:r>
+      <w:r>
+        <w:br/>
+      </w:r>
+      <w:r>
+        <w:rPr>
+          <w:rFonts w:hint="eastAsia"/>
+        </w:rPr>
+        <w:t>- 시스템 테스트 및 운영</w:t>
+      </w:r>
+    </w:p>
+    <w:p>
+      <w:pPr>
+        <w:pStyle w:val="a6"/>
+        <w:numPr>
+          <w:ilvl w:val="0"/>
+          <w:numId w:val="1"/>
+        </w:numPr>
+        <w:tabs>
+          <w:tab w:val="left" w:pos="7320"/>
+        </w:tabs>
+        <w:rPr>
+          <w:rFonts w:hint="eastAsia"/>
+        </w:rPr>
+      </w:pPr>
+      <w:r>
+        <w:rPr>
+          <w:rFonts w:hint="eastAsia"/>
+        </w:rPr>
+        <w:t>평가 및 전개</w:t>
+      </w:r>
+      <w:r>
+        <w:br/>
+      </w:r>
+      <w:r>
+        <w:rPr>
+          <w:rFonts w:hint="eastAsia"/>
+        </w:rPr>
+        <w:t>- 모델 발전계획 수립</w:t>
+      </w:r>
+      <w:r>
+        <w:br/>
+      </w:r>
+      <w:r>
+        <w:rPr>
+          <w:rFonts w:hint="eastAsia"/>
+        </w:rPr>
+        <w:t>- 프로젝트 평가 및 보</w:t>
+      </w:r>
+      <w:r>
+        <w:rPr>
+          <w:rFonts w:hint="eastAsia"/>
+        </w:rPr>
+        <w:t>고</w:t>
+      </w:r>
+    </w:p>
+    <w:p>
+      <w:pPr>
+        <w:tabs>
+          <w:tab w:val="left" w:pos="7320"/>
+        </w:tabs>
+      </w:pPr>
+    </w:p>
+    <w:p>
+      <w:pPr>
+        <w:tabs>
+          <w:tab w:val="left" w:pos="7320"/>
+        </w:tabs>
+      </w:pPr>
+      <w:r>
+        <w:rPr>
+          <w:rFonts w:hint="eastAsia"/>
+        </w:rPr>
+        <w:t xml:space="preserve">분석 </w:t>
+      </w:r>
+      <w:proofErr w:type="spellStart"/>
+      <w:r>
+        <w:rPr>
+          <w:rFonts w:hint="eastAsia"/>
+        </w:rPr>
+        <w:t>유스케이스</w:t>
+      </w:r>
+      <w:proofErr w:type="spellEnd"/>
+    </w:p>
+    <w:p>
+      <w:pPr>
+        <w:pStyle w:val="a6"/>
+        <w:numPr>
+          <w:ilvl w:val="0"/>
+          <w:numId w:val="1"/>
+        </w:numPr>
+        <w:tabs>
+          <w:tab w:val="left" w:pos="7320"/>
+        </w:tabs>
+      </w:pPr>
+      <w:r>
+        <w:rPr>
+          <w:rFonts w:hint="eastAsia"/>
+        </w:rPr>
+        <w:t xml:space="preserve">분석 기회 들 분석 </w:t>
+      </w:r>
+      <w:proofErr w:type="spellStart"/>
+      <w:r>
+        <w:rPr>
+          <w:rFonts w:hint="eastAsia"/>
+        </w:rPr>
+        <w:t>유스케이스로</w:t>
+      </w:r>
+      <w:proofErr w:type="spellEnd"/>
+      <w:r>
+        <w:rPr>
+          <w:rFonts w:hint="eastAsia"/>
+        </w:rPr>
+        <w:t xml:space="preserve"> 표기 필요</w:t>
+      </w:r>
+    </w:p>
+    <w:p>
+      <w:pPr>
+        <w:pStyle w:val="a6"/>
+        <w:numPr>
+          <w:ilvl w:val="0"/>
+          <w:numId w:val="1"/>
+        </w:numPr>
+        <w:tabs>
+          <w:tab w:val="left" w:pos="7320"/>
+        </w:tabs>
+      </w:pPr>
+      <w:r>
+        <w:rPr>
+          <w:rFonts w:hint="eastAsia"/>
+        </w:rPr>
+        <w:t>데이터 분석 문제로 전환 및 적합성 평가 활용 가능</w:t>
+      </w:r>
+    </w:p>
+    <w:p>
+      <w:pPr>
+        <w:pStyle w:val="a6"/>
+        <w:numPr>
+          <w:ilvl w:val="0"/>
+          <w:numId w:val="1"/>
+        </w:numPr>
+        <w:tabs>
+          <w:tab w:val="left" w:pos="7320"/>
+        </w:tabs>
+      </w:pPr>
+      <w:r>
+        <w:rPr>
+          <w:rFonts w:hint="eastAsia"/>
+        </w:rPr>
+        <w:t>문제 탐색 단계에서 활</w:t>
+      </w:r>
+      <w:r>
+        <w:rPr>
+          <w:rFonts w:hint="eastAsia"/>
+        </w:rPr>
+        <w:t>용</w:t>
+      </w:r>
+    </w:p>
+    <w:p>
+      <w:pPr>
+        <w:tabs>
+          <w:tab w:val="left" w:pos="7320"/>
+        </w:tabs>
+      </w:pPr>
+    </w:p>
+    <w:p>
+      <w:pPr>
+        <w:tabs>
+          <w:tab w:val="left" w:pos="7320"/>
+        </w:tabs>
+      </w:pPr>
+      <w:r>
+        <w:rPr>
+          <w:rFonts w:hint="eastAsia"/>
+        </w:rPr>
+        <w:t>상향식 접근 방식</w:t>
+      </w:r>
+    </w:p>
+    <w:p>
+      <w:pPr>
+        <w:pStyle w:val="a6"/>
+        <w:numPr>
+          <w:ilvl w:val="0"/>
+          <w:numId w:val="1"/>
+        </w:numPr>
+        <w:tabs>
+          <w:tab w:val="left" w:pos="7320"/>
+        </w:tabs>
+      </w:pPr>
+      <w:r>
+        <w:rPr>
+          <w:rFonts w:hint="eastAsia"/>
+        </w:rPr>
+        <w:t>문제 정의 자체가 어려우면 데이터 기반 문제 지속 개선</w:t>
+      </w:r>
+    </w:p>
+    <w:p>
+      <w:pPr>
+        <w:tabs>
+          <w:tab w:val="left" w:pos="7320"/>
+        </w:tabs>
+        <w:rPr>
+          <w:rFonts w:hint="eastAsia"/>
+        </w:rPr>
+      </w:pPr>
+      <w:r>
+        <w:br/>
+      </w:r>
+    </w:p>
+    <w:p>
+      <w:pPr>
+        <w:tabs>
+          <w:tab w:val="left" w:pos="7320"/>
+        </w:tabs>
+      </w:pPr>
+      <w:r>
+        <w:rPr>
+          <w:rFonts w:hint="eastAsia"/>
+        </w:rPr>
+        <w:lastRenderedPageBreak/>
+        <w:t>하향식 접근 방식</w:t>
+      </w:r>
+    </w:p>
+    <w:p>
+      <w:pPr>
+        <w:pStyle w:val="a6"/>
+        <w:numPr>
+          <w:ilvl w:val="0"/>
+          <w:numId w:val="1"/>
+        </w:numPr>
+        <w:tabs>
+          <w:tab w:val="left" w:pos="7320"/>
+        </w:tabs>
+      </w:pPr>
+      <w:r>
+        <w:rPr>
+          <w:rFonts w:hint="eastAsia"/>
+        </w:rPr>
+        <w:t>문제 확실할 때 해법 찾기 위해 체계적 분석</w:t>
+      </w:r>
+    </w:p>
+    <w:p>
+      <w:pPr>
+        <w:pStyle w:val="a6"/>
+        <w:numPr>
+          <w:ilvl w:val="0"/>
+          <w:numId w:val="1"/>
+        </w:numPr>
+        <w:tabs>
+          <w:tab w:val="left" w:pos="7320"/>
+        </w:tabs>
+      </w:pPr>
+      <w:r>
+        <w:rPr>
+          <w:rFonts w:hint="eastAsia"/>
+        </w:rPr>
+        <w:t>문제 탐색: 개별적 인지 문제 도출 및 식별</w:t>
+      </w:r>
+    </w:p>
+    <w:p>
+      <w:pPr>
+        <w:pStyle w:val="a6"/>
+        <w:numPr>
+          <w:ilvl w:val="0"/>
+          <w:numId w:val="1"/>
+        </w:numPr>
+        <w:tabs>
+          <w:tab w:val="left" w:pos="7320"/>
+        </w:tabs>
+      </w:pPr>
+      <w:r>
+        <w:rPr>
+          <w:rFonts w:hint="eastAsia"/>
+        </w:rPr>
+        <w:t>문제 정의: 데이터 문제로 변환 정의</w:t>
+      </w:r>
+    </w:p>
+    <w:p>
+      <w:pPr>
+        <w:pStyle w:val="a6"/>
+        <w:numPr>
+          <w:ilvl w:val="0"/>
+          <w:numId w:val="1"/>
+        </w:numPr>
+        <w:tabs>
+          <w:tab w:val="left" w:pos="7320"/>
+        </w:tabs>
+      </w:pPr>
+      <w:r>
+        <w:rPr>
+          <w:rFonts w:hint="eastAsia"/>
+        </w:rPr>
+        <w:t>해결방안 탐색: 문제 해결 방안 모색</w:t>
+      </w:r>
+    </w:p>
+    <w:p>
+      <w:pPr>
+        <w:pStyle w:val="a6"/>
+        <w:numPr>
+          <w:ilvl w:val="0"/>
+          <w:numId w:val="1"/>
+        </w:numPr>
+        <w:tabs>
+          <w:tab w:val="left" w:pos="7320"/>
+        </w:tabs>
+      </w:pPr>
+      <w:r>
+        <w:rPr>
+          <w:rFonts w:hint="eastAsia"/>
+        </w:rPr>
+        <w:t>타당성 검토: 타당성 분석 통해 과제화</w:t>
+      </w:r>
+    </w:p>
+    <w:p>
+      <w:pPr>
+        <w:pStyle w:val="a6"/>
+        <w:numPr>
+          <w:ilvl w:val="0"/>
+          <w:numId w:val="1"/>
+        </w:numPr>
+        <w:tabs>
+          <w:tab w:val="left" w:pos="7320"/>
+        </w:tabs>
+      </w:pPr>
+      <w:r>
+        <w:rPr>
+          <w:rFonts w:hint="eastAsia"/>
+        </w:rPr>
+        <w:t>선택: 타당성 분석 수행 과제 선정</w:t>
+      </w:r>
+    </w:p>
+    <w:p>
+      <w:pPr>
+        <w:tabs>
+          <w:tab w:val="left" w:pos="7320"/>
+        </w:tabs>
+      </w:pPr>
+    </w:p>
+    <w:p>
+      <w:pPr>
+        <w:tabs>
+          <w:tab w:val="left" w:pos="7320"/>
+        </w:tabs>
+      </w:pPr>
+      <w:r>
+        <w:rPr>
+          <w:rFonts w:hint="eastAsia"/>
+        </w:rPr>
+        <w:t>분석 기회 발굴 범위 확장</w:t>
+      </w:r>
+    </w:p>
+    <w:p>
+      <w:pPr>
+        <w:pStyle w:val="a6"/>
+        <w:numPr>
+          <w:ilvl w:val="0"/>
+          <w:numId w:val="1"/>
+        </w:numPr>
+        <w:tabs>
+          <w:tab w:val="left" w:pos="7320"/>
+        </w:tabs>
+        <w:rPr>
+          <w:rFonts w:hint="eastAsia"/>
+        </w:rPr>
+      </w:pPr>
+      <w:r>
+        <w:rPr>
+          <w:rFonts w:hint="eastAsia"/>
+        </w:rPr>
+        <w:t>비즈니스 모델 기반 -&gt; 비즈니스 모델 캔버스 활용</w:t>
+      </w:r>
+      <w:r>
+        <w:br/>
+      </w:r>
+      <w:r>
+        <w:rPr>
+          <w:rFonts w:hint="eastAsia"/>
+        </w:rPr>
+        <w:t>- 업무, 제품, 고객, 규제 및 감사, 지원 인프라</w:t>
+      </w:r>
+    </w:p>
+    <w:p>
+      <w:pPr>
+        <w:pStyle w:val="a6"/>
+        <w:numPr>
+          <w:ilvl w:val="0"/>
+          <w:numId w:val="1"/>
+        </w:numPr>
+        <w:tabs>
+          <w:tab w:val="left" w:pos="7320"/>
+        </w:tabs>
+      </w:pPr>
+      <w:r>
+        <w:rPr>
+          <w:rFonts w:hint="eastAsia"/>
+        </w:rPr>
+        <w:t>거시적 관점</w:t>
+      </w:r>
+      <w:r>
+        <w:br/>
+      </w:r>
+      <w:r>
+        <w:rPr>
+          <w:rFonts w:hint="eastAsia"/>
+        </w:rPr>
+        <w:t>- 사회</w:t>
+      </w:r>
+      <w:r>
+        <w:rPr>
+          <w:rFonts w:hint="eastAsia"/>
+        </w:rPr>
+        <w:t>, 기술 경제, 환경, 정치</w:t>
+      </w:r>
+    </w:p>
+    <w:p>
+      <w:pPr>
+        <w:pStyle w:val="a6"/>
+        <w:numPr>
+          <w:ilvl w:val="0"/>
+          <w:numId w:val="1"/>
+        </w:numPr>
+        <w:tabs>
+          <w:tab w:val="left" w:pos="7320"/>
+        </w:tabs>
+      </w:pPr>
+      <w:r>
+        <w:rPr>
+          <w:rFonts w:hint="eastAsia"/>
+        </w:rPr>
+        <w:t>경쟁자 확대 관점</w:t>
+      </w:r>
+      <w:r>
+        <w:br/>
+      </w:r>
+      <w:r>
+        <w:rPr>
+          <w:rFonts w:hint="eastAsia"/>
+        </w:rPr>
+        <w:t xml:space="preserve">- </w:t>
+      </w:r>
+      <w:proofErr w:type="spellStart"/>
+      <w:r>
+        <w:rPr>
+          <w:rFonts w:hint="eastAsia"/>
+        </w:rPr>
+        <w:t>대체제</w:t>
+      </w:r>
+      <w:proofErr w:type="spellEnd"/>
+      <w:r>
+        <w:rPr>
+          <w:rFonts w:hint="eastAsia"/>
+        </w:rPr>
+        <w:t>, 경쟁자, 신규진입자</w:t>
+      </w:r>
+    </w:p>
+    <w:p>
+      <w:pPr>
+        <w:pStyle w:val="a6"/>
+        <w:numPr>
+          <w:ilvl w:val="0"/>
+          <w:numId w:val="1"/>
+        </w:numPr>
+        <w:tabs>
+          <w:tab w:val="left" w:pos="7320"/>
+        </w:tabs>
+      </w:pPr>
+      <w:r>
+        <w:rPr>
+          <w:rFonts w:hint="eastAsia"/>
+        </w:rPr>
+        <w:t>시장의 니즈 탐색 관점</w:t>
+      </w:r>
+      <w:r>
+        <w:br/>
+      </w:r>
+      <w:r>
+        <w:rPr>
+          <w:rFonts w:hint="eastAsia"/>
+        </w:rPr>
+        <w:t xml:space="preserve">- 고객, 채널, </w:t>
+      </w:r>
+      <w:proofErr w:type="spellStart"/>
+      <w:r>
+        <w:rPr>
+          <w:rFonts w:hint="eastAsia"/>
+        </w:rPr>
+        <w:t>영향자</w:t>
+      </w:r>
+      <w:proofErr w:type="spellEnd"/>
+    </w:p>
+    <w:p>
+      <w:pPr>
+        <w:pStyle w:val="a6"/>
+        <w:numPr>
+          <w:ilvl w:val="0"/>
+          <w:numId w:val="1"/>
+        </w:numPr>
+        <w:tabs>
+          <w:tab w:val="left" w:pos="7320"/>
+        </w:tabs>
+      </w:pPr>
+      <w:r>
+        <w:rPr>
+          <w:rFonts w:hint="eastAsia"/>
+        </w:rPr>
+        <w:t>역량의 재해석 관점</w:t>
+      </w:r>
+      <w:r>
+        <w:br/>
+      </w:r>
+      <w:r>
+        <w:rPr>
+          <w:rFonts w:hint="eastAsia"/>
+        </w:rPr>
+        <w:t>- 내부역량, 파트너와 네트워크</w:t>
+      </w:r>
+    </w:p>
+    <w:p>
+      <w:pPr>
+        <w:tabs>
+          <w:tab w:val="left" w:pos="7320"/>
+        </w:tabs>
+      </w:pPr>
+    </w:p>
+    <w:p>
+      <w:pPr>
+        <w:tabs>
+          <w:tab w:val="left" w:pos="7320"/>
+        </w:tabs>
+      </w:pPr>
+      <w:r>
+        <w:rPr>
+          <w:rFonts w:hint="eastAsia"/>
+        </w:rPr>
+        <w:t>디자인 사고</w:t>
+      </w:r>
+    </w:p>
+    <w:p>
+      <w:pPr>
+        <w:pStyle w:val="a6"/>
+        <w:numPr>
+          <w:ilvl w:val="0"/>
+          <w:numId w:val="1"/>
+        </w:numPr>
+        <w:tabs>
+          <w:tab w:val="left" w:pos="7320"/>
+        </w:tabs>
+      </w:pPr>
+      <w:r>
+        <w:rPr>
+          <w:rFonts w:hint="eastAsia"/>
+        </w:rPr>
+        <w:t>수렴적 사고 반복 통해 혁신적 결과 도출</w:t>
+      </w:r>
+    </w:p>
+    <w:p>
+      <w:pPr>
+        <w:pStyle w:val="a6"/>
+        <w:numPr>
+          <w:ilvl w:val="0"/>
+          <w:numId w:val="1"/>
+        </w:numPr>
+        <w:tabs>
+          <w:tab w:val="left" w:pos="7320"/>
+        </w:tabs>
+      </w:pPr>
+      <w:r>
+        <w:rPr>
+          <w:rFonts w:hint="eastAsia"/>
+        </w:rPr>
+        <w:t>공감, 정의, 아이디어화, 프로토타입, 테스트</w:t>
+      </w:r>
+    </w:p>
+    <w:p>
+      <w:pPr>
+        <w:tabs>
+          <w:tab w:val="left" w:pos="7320"/>
+        </w:tabs>
+      </w:pPr>
+    </w:p>
+    <w:p>
+      <w:pPr>
+        <w:tabs>
+          <w:tab w:val="left" w:pos="7320"/>
+        </w:tabs>
+      </w:pPr>
+      <w:r>
+        <w:rPr>
+          <w:rFonts w:hint="eastAsia"/>
+        </w:rPr>
+        <w:t>프로토타이핑 접근법</w:t>
+      </w:r>
+    </w:p>
+    <w:p>
+      <w:pPr>
+        <w:pStyle w:val="a6"/>
+        <w:numPr>
+          <w:ilvl w:val="0"/>
+          <w:numId w:val="1"/>
+        </w:numPr>
+        <w:tabs>
+          <w:tab w:val="left" w:pos="7320"/>
+        </w:tabs>
+      </w:pPr>
+      <w:r>
+        <w:rPr>
+          <w:rFonts w:hint="eastAsia"/>
+        </w:rPr>
+        <w:t>분석 시도 후 결과 확인해 반복 개선, 시행착오 통해 해결</w:t>
+      </w:r>
+    </w:p>
+    <w:p>
+      <w:pPr>
+        <w:pStyle w:val="a6"/>
+        <w:numPr>
+          <w:ilvl w:val="0"/>
+          <w:numId w:val="1"/>
+        </w:numPr>
+        <w:tabs>
+          <w:tab w:val="left" w:pos="7320"/>
+        </w:tabs>
+      </w:pPr>
+      <w:r>
+        <w:rPr>
+          <w:rFonts w:hint="eastAsia"/>
+        </w:rPr>
+        <w:t>가설생성, 설계 실험, 실제 테스트, 통찰 도출 및 가설 확인</w:t>
+      </w:r>
+    </w:p>
+    <w:p>
+      <w:pPr>
+        <w:tabs>
+          <w:tab w:val="left" w:pos="7320"/>
+        </w:tabs>
+      </w:pPr>
+    </w:p>
+    <w:p>
+      <w:pPr>
+        <w:tabs>
+          <w:tab w:val="left" w:pos="7320"/>
+        </w:tabs>
+      </w:pPr>
+    </w:p>
+    <w:p>
+      <w:pPr>
+        <w:tabs>
+          <w:tab w:val="left" w:pos="7320"/>
+        </w:tabs>
+      </w:pPr>
+    </w:p>
+    <w:p>
+      <w:pPr>
+        <w:tabs>
+          <w:tab w:val="left" w:pos="7320"/>
+        </w:tabs>
+      </w:pPr>
+      <w:r>
+        <w:rPr>
+          <w:rFonts w:hint="eastAsia"/>
+        </w:rPr>
+        <w:lastRenderedPageBreak/>
+        <w:t>데이터 분석 과제 우선순위</w:t>
+      </w:r>
+    </w:p>
+    <w:p>
+      <w:pPr>
+        <w:pStyle w:val="a6"/>
+        <w:numPr>
+          <w:ilvl w:val="0"/>
+          <w:numId w:val="1"/>
+        </w:numPr>
+        <w:tabs>
+          <w:tab w:val="left" w:pos="7320"/>
+        </w:tabs>
+      </w:pPr>
+      <w:r>
+        <w:rPr>
+          <w:rFonts w:hint="eastAsia"/>
+        </w:rPr>
+        <w:t>전략적 중요도 및 가치, 비즈니스 성과 및 ROI, 실행 용이성</w:t>
+      </w:r>
+    </w:p>
+    <w:p>
+      <w:pPr>
+        <w:tabs>
+          <w:tab w:val="left" w:pos="7320"/>
+        </w:tabs>
+      </w:pPr>
+    </w:p>
+    <w:p>
+      <w:pPr>
+        <w:tabs>
+          <w:tab w:val="left" w:pos="7320"/>
+        </w:tabs>
+      </w:pPr>
+      <w:r>
+        <w:rPr>
+          <w:rFonts w:hint="eastAsia"/>
+        </w:rPr>
+        <w:t>분석 과제 평가 선정</w:t>
+      </w:r>
+    </w:p>
+    <w:p>
+      <w:pPr>
+        <w:pStyle w:val="a6"/>
+        <w:numPr>
+          <w:ilvl w:val="0"/>
+          <w:numId w:val="1"/>
+        </w:numPr>
+        <w:tabs>
+          <w:tab w:val="left" w:pos="7320"/>
+        </w:tabs>
+      </w:pPr>
+      <w:r>
+        <w:rPr>
+          <w:rFonts w:hint="eastAsia"/>
+        </w:rPr>
+        <w:t>시급성</w:t>
+      </w:r>
+      <w:r>
+        <w:br/>
+      </w:r>
+      <w:r>
+        <w:rPr>
+          <w:rFonts w:hint="eastAsia"/>
+        </w:rPr>
+        <w:t>- 중요도, 목표 가치 부합 따라 시급성 중요</w:t>
+      </w:r>
+      <w:r>
+        <w:br/>
+      </w:r>
+      <w:r>
+        <w:rPr>
+          <w:rFonts w:hint="eastAsia"/>
+        </w:rPr>
+        <w:t>- 전략적 중요도가 핵심</w:t>
+      </w:r>
+      <w:r>
+        <w:br/>
+      </w:r>
+      <w:r>
+        <w:rPr>
+          <w:rFonts w:hint="eastAsia"/>
+        </w:rPr>
+        <w:t>- 현재 관점, 미래 관점 고려해 시급성 여부 판단</w:t>
+      </w:r>
+    </w:p>
+    <w:p>
+      <w:pPr>
+        <w:pStyle w:val="a6"/>
+        <w:numPr>
+          <w:ilvl w:val="0"/>
+          <w:numId w:val="1"/>
+        </w:numPr>
+        <w:tabs>
+          <w:tab w:val="left" w:pos="7320"/>
+        </w:tabs>
+        <w:rPr>
+          <w:rFonts w:hint="eastAsia"/>
+        </w:rPr>
+      </w:pPr>
+      <w:r>
+        <w:rPr>
+          <w:rFonts w:hint="eastAsia"/>
+        </w:rPr>
+        <w:t>난이도</w:t>
+      </w:r>
+      <w:r>
+        <w:br/>
+      </w:r>
+      <w:r>
+        <w:rPr>
+          <w:rFonts w:hint="eastAsia"/>
+        </w:rPr>
+        <w:t>- 분석 수준, 데이터 생성, 저장, 가공, 분석 비용 고려</w:t>
+      </w:r>
+      <w:r>
+        <w:br/>
+      </w:r>
+      <w:r>
+        <w:rPr>
+          <w:rFonts w:hint="eastAsia"/>
+        </w:rPr>
+        <w:t>- 범위, 비용 측면 적용 쉬운지 어려운지 판단 기준, 적합성 여부 기준</w:t>
+      </w:r>
+    </w:p>
+    <w:p>
+      <w:pPr>
+        <w:tabs>
+          <w:tab w:val="left" w:pos="7320"/>
+        </w:tabs>
+      </w:pPr>
+    </w:p>
+    <w:p>
+      <w:pPr>
+        <w:tabs>
+          <w:tab w:val="left" w:pos="7320"/>
+        </w:tabs>
+      </w:pPr>
+      <w:r>
+        <w:rPr>
+          <w:rFonts w:hint="eastAsia"/>
+        </w:rPr>
+        <w:t>분석 마스터플랜</w:t>
+      </w:r>
+    </w:p>
+    <w:p>
+      <w:pPr>
+        <w:pStyle w:val="a6"/>
+        <w:numPr>
+          <w:ilvl w:val="0"/>
+          <w:numId w:val="1"/>
+        </w:numPr>
+        <w:tabs>
+          <w:tab w:val="left" w:pos="7320"/>
+        </w:tabs>
+      </w:pPr>
+      <w:r>
+        <w:rPr>
+          <w:rFonts w:hint="eastAsia"/>
+        </w:rPr>
+        <w:t>중장기 로드맵 정의 위해 ISP 수행</w:t>
+      </w:r>
+    </w:p>
+    <w:p>
+      <w:pPr>
+        <w:pStyle w:val="a6"/>
+        <w:numPr>
+          <w:ilvl w:val="0"/>
+          <w:numId w:val="1"/>
+        </w:numPr>
+        <w:tabs>
+          <w:tab w:val="left" w:pos="7320"/>
+        </w:tabs>
+      </w:pPr>
+      <w:r>
+        <w:rPr>
+          <w:rFonts w:hint="eastAsia"/>
+        </w:rPr>
+        <w:t xml:space="preserve">ISP: </w:t>
+      </w:r>
+      <w:r>
+        <w:rPr>
+          <w:rFonts w:hint="eastAsia"/>
+        </w:rPr>
+        <w:t>전사적 종합 추진 계획</w:t>
+      </w:r>
+      <w:r>
+        <w:rPr>
+          <w:rFonts w:hint="eastAsia"/>
+        </w:rPr>
+        <w:t>, 중장기 마스터플랜 수립 절차</w:t>
+      </w:r>
+    </w:p>
+    <w:p>
+      <w:pPr>
+        <w:pStyle w:val="a6"/>
+        <w:numPr>
+          <w:ilvl w:val="0"/>
+          <w:numId w:val="1"/>
+        </w:numPr>
+        <w:tabs>
+          <w:tab w:val="left" w:pos="7320"/>
+        </w:tabs>
+      </w:pPr>
+      <w:r>
+        <w:rPr>
+          <w:rFonts w:hint="eastAsia"/>
+        </w:rPr>
+        <w:t>전략적 중요도, ROI, 실행용이성 등 다양한 기준 고려해 적용할 우선순위 설정</w:t>
+      </w:r>
+    </w:p>
+    <w:p>
+      <w:pPr>
+        <w:tabs>
+          <w:tab w:val="left" w:pos="7320"/>
+        </w:tabs>
+      </w:pPr>
+    </w:p>
+    <w:p>
+      <w:pPr>
+        <w:tabs>
+          <w:tab w:val="left" w:pos="7320"/>
+        </w:tabs>
+      </w:pPr>
+      <w:r>
+        <w:rPr>
+          <w:rFonts w:hint="eastAsia"/>
+        </w:rPr>
+        <w:t>전략적 중요도</w:t>
+      </w:r>
+    </w:p>
+    <w:p>
+      <w:pPr>
+        <w:pStyle w:val="a6"/>
+        <w:numPr>
+          <w:ilvl w:val="0"/>
+          <w:numId w:val="1"/>
+        </w:numPr>
+        <w:tabs>
+          <w:tab w:val="left" w:pos="7320"/>
+        </w:tabs>
+      </w:pPr>
+      <w:r>
+        <w:rPr>
+          <w:rFonts w:hint="eastAsia"/>
+        </w:rPr>
+        <w:t>시급성, 전략적 필요성</w:t>
+      </w:r>
+    </w:p>
+    <w:p>
+      <w:pPr>
+        <w:tabs>
+          <w:tab w:val="left" w:pos="7320"/>
+        </w:tabs>
+      </w:pPr>
+    </w:p>
+    <w:p>
+      <w:pPr>
+        <w:tabs>
+          <w:tab w:val="left" w:pos="7320"/>
+        </w:tabs>
+      </w:pPr>
+      <w:r>
+        <w:rPr>
+          <w:rFonts w:hint="eastAsia"/>
+        </w:rPr>
+        <w:t>실행 용이성</w:t>
+      </w:r>
+    </w:p>
+    <w:p>
+      <w:pPr>
+        <w:pStyle w:val="a6"/>
+        <w:numPr>
+          <w:ilvl w:val="0"/>
+          <w:numId w:val="1"/>
+        </w:numPr>
+        <w:tabs>
+          <w:tab w:val="left" w:pos="7320"/>
+        </w:tabs>
+      </w:pPr>
+      <w:r>
+        <w:rPr>
+          <w:rFonts w:hint="eastAsia"/>
+        </w:rPr>
+        <w:t>투자 용이성, 기술 용이성</w:t>
+      </w:r>
+    </w:p>
+    <w:p>
+      <w:pPr>
+        <w:tabs>
+          <w:tab w:val="left" w:pos="7320"/>
+        </w:tabs>
+      </w:pPr>
+    </w:p>
+    <w:p>
+      <w:pPr>
+        <w:tabs>
+          <w:tab w:val="left" w:pos="7320"/>
+        </w:tabs>
+      </w:pPr>
+      <w:r>
+        <w:rPr>
+          <w:rFonts w:hint="eastAsia"/>
+        </w:rPr>
+        <w:t>마스터 플랜 수립 프레임워크</w:t>
+      </w:r>
+    </w:p>
+    <w:p>
+      <w:pPr>
+        <w:pStyle w:val="a6"/>
+        <w:numPr>
+          <w:ilvl w:val="0"/>
+          <w:numId w:val="1"/>
+        </w:numPr>
+        <w:tabs>
+          <w:tab w:val="left" w:pos="7320"/>
+        </w:tabs>
+      </w:pPr>
+      <w:r>
+        <w:rPr>
+          <w:rFonts w:hint="eastAsia"/>
+        </w:rPr>
+        <w:t>데이터 크기: 데이터 규모 및 양</w:t>
+      </w:r>
+      <w:r>
+        <w:rPr>
+          <w:rFonts w:hint="eastAsia"/>
+        </w:rPr>
+        <w:t xml:space="preserve"> (투자비용)</w:t>
+      </w:r>
+    </w:p>
+    <w:p>
+      <w:pPr>
+        <w:pStyle w:val="a6"/>
+        <w:numPr>
+          <w:ilvl w:val="0"/>
+          <w:numId w:val="1"/>
+        </w:numPr>
+        <w:tabs>
+          <w:tab w:val="left" w:pos="7320"/>
+        </w:tabs>
+      </w:pPr>
+      <w:r>
+        <w:rPr>
+          <w:rFonts w:hint="eastAsia"/>
+        </w:rPr>
+        <w:t>데이터 다양성: 데이터 소스 입수 투자 필요</w:t>
+      </w:r>
+      <w:r>
+        <w:rPr>
+          <w:rFonts w:hint="eastAsia"/>
+        </w:rPr>
+        <w:t xml:space="preserve"> (투자비용)</w:t>
+      </w:r>
+    </w:p>
+    <w:p>
+      <w:pPr>
+        <w:pStyle w:val="a6"/>
+        <w:numPr>
+          <w:ilvl w:val="0"/>
+          <w:numId w:val="1"/>
+        </w:numPr>
+        <w:tabs>
+          <w:tab w:val="left" w:pos="7320"/>
+        </w:tabs>
+      </w:pPr>
+      <w:r>
+        <w:rPr>
+          <w:rFonts w:hint="eastAsia"/>
+        </w:rPr>
+        <w:t>데이터 속도: 기술에 투자 필요</w:t>
+      </w:r>
+      <w:r>
+        <w:rPr>
+          <w:rFonts w:hint="eastAsia"/>
+        </w:rPr>
+        <w:t xml:space="preserve"> (투자비용)</w:t>
+      </w:r>
+    </w:p>
+    <w:p>
+      <w:pPr>
+        <w:pStyle w:val="a6"/>
+        <w:numPr>
+          <w:ilvl w:val="0"/>
+          <w:numId w:val="1"/>
+        </w:numPr>
+        <w:tabs>
+          <w:tab w:val="left" w:pos="7320"/>
+        </w:tabs>
+      </w:pPr>
+      <w:r>
+        <w:rPr>
+          <w:rFonts w:hint="eastAsia"/>
+        </w:rPr>
+        <w:t>데이터 가치: 비즈니스 효과</w:t>
+      </w:r>
+      <w:r>
+        <w:rPr>
+          <w:rFonts w:hint="eastAsia"/>
+        </w:rPr>
+        <w:t xml:space="preserve"> (비즈니스)</w:t>
+      </w:r>
+    </w:p>
+    <w:p>
+      <w:pPr>
+        <w:tabs>
+          <w:tab w:val="left" w:pos="7320"/>
+        </w:tabs>
+      </w:pPr>
+      <w:r>
+        <w:rPr>
+          <w:rFonts w:hint="eastAsia"/>
+        </w:rPr>
+        <w:lastRenderedPageBreak/>
+        <w:t>분석 매트릭스</w:t>
+      </w:r>
+    </w:p>
+    <w:p>
+      <w:pPr>
+        <w:pStyle w:val="a6"/>
+        <w:numPr>
+          <w:ilvl w:val="0"/>
+          <w:numId w:val="1"/>
+        </w:numPr>
+        <w:tabs>
+          <w:tab w:val="left" w:pos="7320"/>
+        </w:tabs>
+      </w:pPr>
+      <w:r>
+        <w:rPr>
+          <w:rFonts w:hint="eastAsia"/>
+        </w:rPr>
+        <w:t>시급성 기준: 3-&gt;4-&gt;2</w:t>
+      </w:r>
+    </w:p>
+    <w:p>
+      <w:pPr>
+        <w:pStyle w:val="a6"/>
+        <w:numPr>
+          <w:ilvl w:val="0"/>
+          <w:numId w:val="1"/>
+        </w:numPr>
+        <w:tabs>
+          <w:tab w:val="left" w:pos="7320"/>
+        </w:tabs>
+      </w:pPr>
+      <w:r>
+        <w:rPr>
+          <w:rFonts w:hint="eastAsia"/>
+        </w:rPr>
+        <w:t>난이도 기준: 3-&gt;1-&gt;2</w:t>
+      </w:r>
+    </w:p>
+    <w:p>
+      <w:pPr>
+        <w:tabs>
+          <w:tab w:val="left" w:pos="7320"/>
+        </w:tabs>
+      </w:pPr>
+    </w:p>
+    <w:p>
+      <w:pPr>
+        <w:tabs>
+          <w:tab w:val="left" w:pos="7320"/>
+        </w:tabs>
+      </w:pPr>
+      <w:r>
+        <w:rPr>
+          <w:rFonts w:hint="eastAsia"/>
+        </w:rPr>
+        <w:t>마스터플랜 적용 범위 방식</w:t>
+      </w:r>
+    </w:p>
+    <w:p>
+      <w:pPr>
+        <w:pStyle w:val="a6"/>
+        <w:numPr>
+          <w:ilvl w:val="0"/>
+          <w:numId w:val="1"/>
+        </w:numPr>
+        <w:tabs>
+          <w:tab w:val="left" w:pos="7320"/>
+        </w:tabs>
+      </w:pPr>
+      <w:r>
+        <w:rPr>
+          <w:rFonts w:hint="eastAsia"/>
+        </w:rPr>
+        <w:t>업무 내재화, 분석 데이터, 기술</w:t>
+      </w:r>
+    </w:p>
+    <w:p>
+      <w:pPr>
+        <w:tabs>
+          <w:tab w:val="left" w:pos="7320"/>
+        </w:tabs>
+      </w:pPr>
+    </w:p>
+    <w:p>
+      <w:pPr>
+        <w:tabs>
+          <w:tab w:val="left" w:pos="7320"/>
+        </w:tabs>
+      </w:pPr>
+      <w:r>
+        <w:rPr>
+          <w:rFonts w:hint="eastAsia"/>
+        </w:rPr>
+        <w:t>거버넌스 체계</w:t>
+      </w:r>
+    </w:p>
+    <w:p>
+      <w:pPr>
+        <w:pStyle w:val="a6"/>
+        <w:numPr>
+          <w:ilvl w:val="0"/>
+          <w:numId w:val="1"/>
+        </w:numPr>
+        <w:tabs>
+          <w:tab w:val="left" w:pos="7320"/>
+        </w:tabs>
+      </w:pPr>
+      <w:r>
+        <w:rPr>
+          <w:rFonts w:hint="eastAsia"/>
+        </w:rPr>
+        <w:t>시스템: 분석관련 IT 시스템</w:t>
+      </w:r>
+    </w:p>
+    <w:p>
+      <w:pPr>
+        <w:pStyle w:val="a6"/>
+        <w:numPr>
+          <w:ilvl w:val="0"/>
+          <w:numId w:val="1"/>
+        </w:numPr>
+        <w:tabs>
+          <w:tab w:val="left" w:pos="7320"/>
+        </w:tabs>
+      </w:pPr>
+      <w:r>
+        <w:rPr>
+          <w:rFonts w:hint="eastAsia"/>
+        </w:rPr>
+        <w:t>인적 자원: 교육 및 육성 체계</w:t>
+      </w:r>
+    </w:p>
+    <w:p>
+      <w:pPr>
+        <w:pStyle w:val="a6"/>
+        <w:numPr>
+          <w:ilvl w:val="0"/>
+          <w:numId w:val="1"/>
+        </w:numPr>
+        <w:tabs>
+          <w:tab w:val="left" w:pos="7320"/>
+        </w:tabs>
+      </w:pPr>
+      <w:r>
+        <w:rPr>
+          <w:rFonts w:hint="eastAsia"/>
+        </w:rPr>
+        <w:t>조직: 분석기획 및 관리 수행</w:t>
+      </w:r>
+    </w:p>
+    <w:p>
+      <w:pPr>
+        <w:pStyle w:val="a6"/>
+        <w:numPr>
+          <w:ilvl w:val="0"/>
+          <w:numId w:val="1"/>
+        </w:numPr>
+        <w:tabs>
+          <w:tab w:val="left" w:pos="7320"/>
+        </w:tabs>
+      </w:pPr>
+      <w:r>
+        <w:rPr>
+          <w:rFonts w:hint="eastAsia"/>
+        </w:rPr>
+        <w:t>데이터: 데이터 거버넌스</w:t>
+      </w:r>
+    </w:p>
+    <w:p>
+      <w:pPr>
+        <w:pStyle w:val="a6"/>
+        <w:numPr>
+          <w:ilvl w:val="0"/>
+          <w:numId w:val="1"/>
+        </w:numPr>
+        <w:tabs>
+          <w:tab w:val="left" w:pos="7320"/>
+        </w:tabs>
+      </w:pPr>
+      <w:r>
+        <w:rPr>
+          <w:rFonts w:hint="eastAsia"/>
+        </w:rPr>
+        <w:t>프로세스: 과제 기획 및 운영</w:t>
+      </w:r>
+    </w:p>
+    <w:p>
+      <w:pPr>
+        <w:tabs>
+          <w:tab w:val="left" w:pos="7320"/>
+        </w:tabs>
+      </w:pPr>
+    </w:p>
+    <w:p>
+      <w:pPr>
+        <w:tabs>
+          <w:tab w:val="left" w:pos="7320"/>
+        </w:tabs>
+      </w:pPr>
+      <w:r>
+        <w:rPr>
+          <w:rFonts w:hint="eastAsia"/>
+        </w:rPr>
+        <w:t>분석 준비도 프레임 워크</w:t>
+      </w:r>
+    </w:p>
+    <w:p>
+      <w:pPr>
+        <w:pStyle w:val="a6"/>
+        <w:numPr>
+          <w:ilvl w:val="0"/>
+          <w:numId w:val="1"/>
+        </w:numPr>
+        <w:tabs>
+          <w:tab w:val="left" w:pos="7320"/>
+        </w:tabs>
+      </w:pPr>
+      <w:r>
+        <w:rPr>
+          <w:rFonts w:hint="eastAsia"/>
+        </w:rPr>
+        <w:t xml:space="preserve">분석업무 파악: 사실 예측, </w:t>
+      </w:r>
+      <w:proofErr w:type="spellStart"/>
+      <w:r>
+        <w:rPr>
+          <w:rFonts w:hint="eastAsia"/>
+        </w:rPr>
+        <w:t>시뮬</w:t>
+      </w:r>
+      <w:proofErr w:type="spellEnd"/>
+      <w:r>
+        <w:rPr>
+          <w:rFonts w:hint="eastAsia"/>
+        </w:rPr>
+        <w:t>, 최적화 분석업무 정기적 개선</w:t>
+      </w:r>
+    </w:p>
+    <w:p>
+      <w:pPr>
+        <w:pStyle w:val="a6"/>
+        <w:numPr>
+          <w:ilvl w:val="0"/>
+          <w:numId w:val="1"/>
+        </w:numPr>
+        <w:tabs>
+          <w:tab w:val="left" w:pos="7320"/>
+        </w:tabs>
+      </w:pPr>
+      <w:r>
+        <w:rPr>
+          <w:rFonts w:hint="eastAsia"/>
+        </w:rPr>
+        <w:t>인력 및 조직: 기본적 분석 능력, 분석업무 이해 능력</w:t>
+      </w:r>
+    </w:p>
+    <w:p>
+      <w:pPr>
+        <w:pStyle w:val="a6"/>
+        <w:numPr>
+          <w:ilvl w:val="0"/>
+          <w:numId w:val="1"/>
+        </w:numPr>
+        <w:tabs>
+          <w:tab w:val="left" w:pos="7320"/>
+        </w:tabs>
+      </w:pPr>
+      <w:r>
+        <w:rPr>
+          <w:rFonts w:hint="eastAsia"/>
+        </w:rPr>
+        <w:t>분석기법: 분석업무 도입 방법론, 라이브러리, 정기적 개선</w:t>
+      </w:r>
+    </w:p>
+    <w:p>
+      <w:pPr>
+        <w:pStyle w:val="a6"/>
+        <w:numPr>
+          <w:ilvl w:val="0"/>
+          <w:numId w:val="1"/>
+        </w:numPr>
+        <w:tabs>
+          <w:tab w:val="left" w:pos="7320"/>
+        </w:tabs>
+      </w:pPr>
+      <w:r>
+        <w:rPr>
+          <w:rFonts w:hint="eastAsia"/>
+        </w:rPr>
+        <w:t xml:space="preserve">분석 데이터: </w:t>
+      </w:r>
+      <w:proofErr w:type="spellStart"/>
+      <w:r>
+        <w:rPr>
+          <w:rFonts w:hint="eastAsia"/>
+        </w:rPr>
+        <w:t>충분성</w:t>
+      </w:r>
+      <w:proofErr w:type="spellEnd"/>
+      <w:r>
+        <w:rPr>
+          <w:rFonts w:hint="eastAsia"/>
+        </w:rPr>
+        <w:t>, 신뢰성, 적시성, 데이터 관리</w:t>
+      </w:r>
+    </w:p>
+    <w:p>
+      <w:pPr>
+        <w:pStyle w:val="a6"/>
+        <w:numPr>
+          <w:ilvl w:val="0"/>
+          <w:numId w:val="1"/>
+        </w:numPr>
+        <w:tabs>
+          <w:tab w:val="left" w:pos="7320"/>
+        </w:tabs>
+      </w:pPr>
+      <w:r>
+        <w:rPr>
+          <w:rFonts w:hint="eastAsia"/>
+        </w:rPr>
+        <w:t>분석 문화: 회의 등 데이터 활용, 공유 및 협업</w:t>
+      </w:r>
+    </w:p>
+    <w:p>
+      <w:pPr>
+        <w:pStyle w:val="a6"/>
+        <w:numPr>
+          <w:ilvl w:val="0"/>
+          <w:numId w:val="1"/>
+        </w:numPr>
+        <w:tabs>
+          <w:tab w:val="left" w:pos="7320"/>
+        </w:tabs>
+      </w:pPr>
+      <w:r>
+        <w:rPr>
+          <w:rFonts w:hint="eastAsia"/>
+        </w:rPr>
+        <w:t>IT 인프라: EAI, ETL, 서버, 분석환경 등</w:t>
+      </w:r>
+    </w:p>
+    <w:p>
+      <w:pPr>
+        <w:tabs>
+          <w:tab w:val="left" w:pos="7320"/>
+        </w:tabs>
+      </w:pPr>
+    </w:p>
+    <w:p>
+      <w:pPr>
+        <w:tabs>
+          <w:tab w:val="left" w:pos="7320"/>
+        </w:tabs>
+      </w:pPr>
+      <w:r>
+        <w:rPr>
+          <w:rFonts w:hint="eastAsia"/>
+        </w:rPr>
+        <w:t>CMMI</w:t>
+      </w:r>
+    </w:p>
+    <w:p>
+      <w:pPr>
+        <w:pStyle w:val="a6"/>
+        <w:numPr>
+          <w:ilvl w:val="0"/>
+          <w:numId w:val="1"/>
+        </w:numPr>
+        <w:tabs>
+          <w:tab w:val="left" w:pos="7320"/>
+        </w:tabs>
+      </w:pPr>
+      <w:r>
+        <w:rPr>
+          <w:rFonts w:hint="eastAsia"/>
+        </w:rPr>
+        <w:t>업무 능력 및 조직 성숙도 평가 모델</w:t>
+      </w:r>
+    </w:p>
+    <w:p>
+      <w:pPr>
+        <w:tabs>
+          <w:tab w:val="left" w:pos="7320"/>
+        </w:tabs>
+      </w:pPr>
+    </w:p>
+    <w:p>
+      <w:pPr>
+        <w:tabs>
+          <w:tab w:val="left" w:pos="7320"/>
+        </w:tabs>
+      </w:pPr>
+      <w:proofErr w:type="spellStart"/>
+      <w:r>
+        <w:rPr>
+          <w:rFonts w:hint="eastAsia"/>
+        </w:rPr>
+        <w:t>CoE</w:t>
+      </w:r>
+      <w:proofErr w:type="spellEnd"/>
+    </w:p>
+    <w:p>
+      <w:pPr>
+        <w:pStyle w:val="a6"/>
+        <w:numPr>
+          <w:ilvl w:val="0"/>
+          <w:numId w:val="1"/>
+        </w:numPr>
+        <w:tabs>
+          <w:tab w:val="left" w:pos="7320"/>
+        </w:tabs>
+      </w:pPr>
+      <w:r>
+        <w:rPr>
+          <w:rFonts w:hint="eastAsia"/>
+        </w:rPr>
+        <w:t>조직 내 분석 전문조직</w:t>
+      </w:r>
+    </w:p>
+    <w:p>
+      <w:pPr>
+        <w:tabs>
+          <w:tab w:val="left" w:pos="7320"/>
+        </w:tabs>
+      </w:pPr>
+    </w:p>
+    <w:p>
+      <w:pPr>
+        <w:tabs>
+          <w:tab w:val="left" w:pos="7320"/>
+        </w:tabs>
+      </w:pPr>
+      <w:r>
+        <w:lastRenderedPageBreak/>
+        <w:t>분석</w:t>
+      </w:r>
+      <w:r>
+        <w:rPr>
+          <w:rFonts w:hint="eastAsia"/>
+        </w:rPr>
+        <w:t xml:space="preserve"> 역량 수준 파악</w:t>
+      </w:r>
+    </w:p>
+    <w:p>
+      <w:pPr>
+        <w:pStyle w:val="a6"/>
+        <w:numPr>
+          <w:ilvl w:val="0"/>
+          <w:numId w:val="1"/>
+        </w:numPr>
+        <w:tabs>
+          <w:tab w:val="left" w:pos="7320"/>
+        </w:tabs>
+      </w:pPr>
+      <w:r>
+        <w:rPr>
+          <w:rFonts w:hint="eastAsia"/>
+        </w:rPr>
+        <w:t>도입 -&gt; 활용 -&gt; 확산 -&gt; 최적화</w:t>
+      </w:r>
+    </w:p>
+    <w:p>
+      <w:pPr>
+        <w:tabs>
+          <w:tab w:val="left" w:pos="7320"/>
+        </w:tabs>
+        <w:rPr>
+          <w:rFonts w:hint="eastAsia"/>
+        </w:rPr>
+      </w:pPr>
+      <w:r>
+        <w:drawing>
+          <wp:inline distT="0" distB="0" distL="0" distR="0" wp14:anchorId="0C7A0E0B" wp14:editId="5256A4D3">
+            <wp:extent cx="5022528" cy="2298700"/>
+            <wp:effectExtent l="0" t="0" r="6985" b="6350"/>
+            <wp:docPr id="1453682220" name="그림 1"/>
+            <wp:cNvGraphicFramePr>
+              <a:graphicFrameLocks xmlns:a="http://schemas.openxmlformats.org/drawingml/2006/main" noChangeAspect="1"/>
+            </wp:cNvGraphicFramePr>
+            <a:graphic xmlns:a="http://schemas.openxmlformats.org/drawingml/2006/main">
+              <a:graphicData uri="http://schemas.openxmlformats.org/drawingml/2006/picture">
+                <pic:pic xmlns:pic="http://schemas.openxmlformats.org/drawingml/2006/picture">
+                  <pic:nvPicPr>
+                    <pic:cNvPr id="1453682220" name=""/>
+                    <pic:cNvPicPr/>
+                  </pic:nvPicPr>
+                  <pic:blipFill>
+                    <a:blip r:embed="rId8"/>
+                    <a:stretch>
+                      <a:fillRect/>
+                    </a:stretch>
+                  </pic:blipFill>
+                  <pic:spPr>
+                    <a:xfrm>
+                      <a:off x="0" y="0"/>
+                      <a:ext cx="5034314" cy="2304094"/>
+                    </a:xfrm>
+                    <a:prstGeom prst="rect">
+                      <a:avLst/>
+                    </a:prstGeom>
+                  </pic:spPr>
+                </pic:pic>
+              </a:graphicData>
+            </a:graphic>
+          </wp:inline>
+        </w:drawing>
+      </w:r>
+    </w:p>
+    <w:p>
+      <w:pPr>
+        <w:tabs>
+          <w:tab w:val="left" w:pos="7320"/>
+        </w:tabs>
+      </w:pPr>
+    </w:p>
+    <w:p>
+      <w:pPr>
+        <w:tabs>
+          <w:tab w:val="left" w:pos="7320"/>
+        </w:tabs>
+      </w:pPr>
+      <w:r>
+        <w:rPr>
+          <w:rFonts w:hint="eastAsia"/>
+        </w:rPr>
+        <w:t>분석 성숙도 모델 단계</w:t>
+      </w:r>
+    </w:p>
+    <w:p>
+      <w:pPr>
+        <w:pStyle w:val="a6"/>
+        <w:numPr>
+          <w:ilvl w:val="0"/>
+          <w:numId w:val="1"/>
+        </w:numPr>
+        <w:tabs>
+          <w:tab w:val="left" w:pos="7320"/>
+        </w:tabs>
+      </w:pPr>
+      <w:r>
+        <w:rPr>
+          <w:rFonts w:hint="eastAsia"/>
+        </w:rPr>
+        <w:t>준비형: 사전 준비 필요</w:t>
+      </w:r>
+    </w:p>
+    <w:p>
+      <w:pPr>
+        <w:pStyle w:val="a6"/>
+        <w:numPr>
+          <w:ilvl w:val="0"/>
+          <w:numId w:val="1"/>
+        </w:numPr>
+        <w:tabs>
+          <w:tab w:val="left" w:pos="7320"/>
+        </w:tabs>
+      </w:pPr>
+      <w:r>
+        <w:rPr>
+          <w:rFonts w:hint="eastAsia"/>
+        </w:rPr>
+        <w:t>정착형: 기업 내부 제한적 사용으로 분석 정착 필요</w:t>
+      </w:r>
+    </w:p>
+    <w:p>
+      <w:pPr>
+        <w:pStyle w:val="a6"/>
+        <w:numPr>
+          <w:ilvl w:val="0"/>
+          <w:numId w:val="1"/>
+        </w:numPr>
+        <w:tabs>
+          <w:tab w:val="left" w:pos="7320"/>
+        </w:tabs>
+      </w:pPr>
+      <w:r>
+        <w:rPr>
+          <w:rFonts w:hint="eastAsia"/>
+        </w:rPr>
+        <w:t>도입형: 데이터 분석 바로 도입 가능</w:t>
+      </w:r>
+    </w:p>
+    <w:p>
+      <w:pPr>
+        <w:pStyle w:val="a6"/>
+        <w:numPr>
+          <w:ilvl w:val="0"/>
+          <w:numId w:val="1"/>
+        </w:numPr>
+        <w:tabs>
+          <w:tab w:val="left" w:pos="7320"/>
+        </w:tabs>
+      </w:pPr>
+      <w:r>
+        <w:rPr>
+          <w:rFonts w:hint="eastAsia"/>
+        </w:rPr>
+        <w:t>확산형: 모든 구성요소 갖추어 지속적 확산 가능</w:t>
+      </w:r>
+    </w:p>
+    <w:p>
+      <w:pPr>
+        <w:tabs>
+          <w:tab w:val="left" w:pos="7320"/>
+        </w:tabs>
+      </w:pPr>
+    </w:p>
+    <w:p>
+      <w:pPr>
+        <w:tabs>
+          <w:tab w:val="left" w:pos="7320"/>
+        </w:tabs>
+      </w:pPr>
+      <w:r>
+        <w:rPr>
+          <w:rFonts w:hint="eastAsia"/>
+        </w:rPr>
+        <w:t>플랫폼</w:t>
+      </w:r>
+    </w:p>
+    <w:p>
+      <w:pPr>
+        <w:pStyle w:val="a6"/>
+        <w:numPr>
+          <w:ilvl w:val="0"/>
+          <w:numId w:val="1"/>
+        </w:numPr>
+        <w:tabs>
+          <w:tab w:val="left" w:pos="7320"/>
+        </w:tabs>
+      </w:pPr>
+      <w:r>
+        <w:rPr>
+          <w:rFonts w:hint="eastAsia"/>
+        </w:rPr>
+        <w:t>유무형 구조물, 서비스 위해 응용 프로그램 실행될 기초 이룸</w:t>
+      </w:r>
+    </w:p>
+    <w:p>
+      <w:pPr>
+        <w:pStyle w:val="a6"/>
+        <w:numPr>
+          <w:ilvl w:val="0"/>
+          <w:numId w:val="1"/>
+        </w:numPr>
+        <w:tabs>
+          <w:tab w:val="left" w:pos="7320"/>
+        </w:tabs>
+      </w:pPr>
+      <w:r>
+        <w:rPr>
+          <w:rFonts w:hint="eastAsia"/>
+        </w:rPr>
+        <w:t>서비스 환경 제공</w:t>
+      </w:r>
+    </w:p>
+    <w:p>
+      <w:pPr>
+        <w:pStyle w:val="a6"/>
+        <w:numPr>
+          <w:ilvl w:val="0"/>
+          <w:numId w:val="1"/>
+        </w:numPr>
+        <w:tabs>
+          <w:tab w:val="left" w:pos="7320"/>
+        </w:tabs>
+      </w:pPr>
+      <w:r>
+        <w:rPr>
+          <w:rFonts w:hint="eastAsia"/>
+        </w:rPr>
+        <w:t>협의의 분석 플랫폼: 프레임워크, 분석엔진, 라이브러리</w:t>
+      </w:r>
+    </w:p>
+    <w:p>
+      <w:pPr>
+        <w:tabs>
+          <w:tab w:val="left" w:pos="7320"/>
+        </w:tabs>
+      </w:pPr>
+    </w:p>
+    <w:p>
+      <w:pPr>
+        <w:tabs>
+          <w:tab w:val="left" w:pos="7320"/>
+        </w:tabs>
+      </w:pPr>
+      <w:r>
+        <w:rPr>
+          <w:rFonts w:hint="eastAsia"/>
+        </w:rPr>
+        <w:t>데이터 거버넌스</w:t>
+      </w:r>
+    </w:p>
+    <w:p>
+      <w:pPr>
+        <w:pStyle w:val="a6"/>
+        <w:numPr>
+          <w:ilvl w:val="0"/>
+          <w:numId w:val="1"/>
+        </w:numPr>
+        <w:tabs>
+          <w:tab w:val="left" w:pos="7320"/>
+        </w:tabs>
+      </w:pPr>
+      <w:r>
+        <w:rPr>
+          <w:rFonts w:hint="eastAsia"/>
+        </w:rPr>
+        <w:t xml:space="preserve">전사 차원 데이터 관리체계 </w:t>
+      </w:r>
+      <w:proofErr w:type="gramStart"/>
+      <w:r>
+        <w:rPr>
+          <w:rFonts w:hint="eastAsia"/>
+        </w:rPr>
+        <w:t>수</w:t>
+      </w:r>
+      <w:r>
+        <w:rPr>
+          <w:rFonts w:hint="eastAsia"/>
+        </w:rPr>
+        <w:t>립</w:t>
+      </w:r>
+      <w:r>
+        <w:rPr>
+          <w:rFonts w:hint="eastAsia"/>
+        </w:rPr>
+        <w:t>,프레임워크</w:t>
+      </w:r>
+      <w:proofErr w:type="gramEnd"/>
+      <w:r>
+        <w:rPr>
+          <w:rFonts w:hint="eastAsia"/>
+        </w:rPr>
+        <w:t xml:space="preserve"> 및 저장소 구축</w:t>
+      </w:r>
+    </w:p>
+    <w:p>
+      <w:pPr>
+        <w:pStyle w:val="a6"/>
+        <w:numPr>
+          <w:ilvl w:val="0"/>
+          <w:numId w:val="1"/>
+        </w:numPr>
+        <w:tabs>
+          <w:tab w:val="left" w:pos="7320"/>
+        </w:tabs>
+      </w:pPr>
+      <w:r>
+        <w:rPr>
+          <w:rFonts w:hint="eastAsia"/>
+        </w:rPr>
+        <w:t>마스터 데이터, 메타 데이터, 데이터 사전 -&gt; 중요 관리 대상</w:t>
+      </w:r>
+    </w:p>
+    <w:p>
+      <w:pPr>
+        <w:pStyle w:val="a6"/>
+        <w:numPr>
+          <w:ilvl w:val="0"/>
+          <w:numId w:val="1"/>
+        </w:numPr>
+        <w:tabs>
+          <w:tab w:val="left" w:pos="7320"/>
+        </w:tabs>
+      </w:pPr>
+      <w:r>
+        <w:rPr>
+          <w:rFonts w:hint="eastAsia"/>
+        </w:rPr>
+        <w:t>기업은 가용성, 유용성, 통합성, 보안성, 안정성 확보 가능</w:t>
+      </w:r>
+    </w:p>
+    <w:p>
+      <w:pPr>
+        <w:pStyle w:val="a6"/>
+        <w:numPr>
+          <w:ilvl w:val="0"/>
+          <w:numId w:val="1"/>
+        </w:numPr>
+        <w:tabs>
+          <w:tab w:val="left" w:pos="7320"/>
+        </w:tabs>
+      </w:pPr>
+      <w:r>
+        <w:rPr>
+          <w:rFonts w:hint="eastAsia"/>
+        </w:rPr>
+        <w:t>독자적 수행 가능하지만 IT 거버넌스, EA의 구성요소 가능</w:t>
+      </w:r>
+    </w:p>
+    <w:p>
+      <w:pPr>
+        <w:pStyle w:val="a6"/>
+        <w:numPr>
+          <w:ilvl w:val="0"/>
+          <w:numId w:val="1"/>
+        </w:numPr>
+        <w:tabs>
+          <w:tab w:val="left" w:pos="7320"/>
+        </w:tabs>
+        <w:rPr>
+          <w:rFonts w:hint="eastAsia"/>
+        </w:rPr>
+      </w:pPr>
+      <w:r>
+        <w:rPr>
+          <w:rFonts w:hint="eastAsia"/>
+        </w:rPr>
+        <w:t>구성요소 = 원칙, 조직, 프로세스</w:t>
+      </w:r>
+    </w:p>
+    <w:p>
+      <w:pPr>
+        <w:tabs>
+          <w:tab w:val="left" w:pos="7320"/>
+        </w:tabs>
+        <w:rPr>
+          <w:rFonts w:hint="eastAsia"/>
+        </w:rPr>
+      </w:pPr>
+    </w:p>
+    <w:p>
+      <w:pPr>
+        <w:tabs>
+          <w:tab w:val="left" w:pos="7320"/>
+        </w:tabs>
+      </w:pPr>
+      <w:r>
+        <w:rPr>
+          <w:rFonts w:hint="eastAsia"/>
+        </w:rPr>
+        <w:lastRenderedPageBreak/>
+        <w:t>데이터 거버넌스, 빅데이터 거버넌스 차이점</w:t>
+      </w:r>
+    </w:p>
+    <w:p>
+      <w:pPr>
+        <w:pStyle w:val="a6"/>
+        <w:numPr>
+          <w:ilvl w:val="0"/>
+          <w:numId w:val="1"/>
+        </w:numPr>
+        <w:tabs>
+          <w:tab w:val="left" w:pos="7320"/>
+        </w:tabs>
+      </w:pPr>
+      <w:r>
+        <w:rPr>
+          <w:rFonts w:hint="eastAsia"/>
+        </w:rPr>
+        <w:t>효율적 관리, 관리 체계, 최적화, 정보보호, 생명주기 관리, 카테고리별 책임자</w:t>
+      </w:r>
+    </w:p>
+    <w:p>
+      <w:pPr>
+        <w:tabs>
+          <w:tab w:val="left" w:pos="7320"/>
+        </w:tabs>
+      </w:pPr>
+    </w:p>
+    <w:p>
+      <w:pPr>
+        <w:tabs>
+          <w:tab w:val="left" w:pos="7320"/>
+        </w:tabs>
+      </w:pPr>
+      <w:r>
+        <w:rPr>
+          <w:rFonts w:hint="eastAsia"/>
+        </w:rPr>
+        <w:t>데이터 거버넌스 체계</w:t>
+      </w:r>
+    </w:p>
+    <w:p>
+      <w:pPr>
+        <w:pStyle w:val="a6"/>
+        <w:numPr>
+          <w:ilvl w:val="0"/>
+          <w:numId w:val="1"/>
+        </w:numPr>
+        <w:tabs>
+          <w:tab w:val="left" w:pos="7320"/>
+        </w:tabs>
+      </w:pPr>
+      <w:r>
+        <w:rPr>
+          <w:rFonts w:hint="eastAsia"/>
+        </w:rPr>
+        <w:t xml:space="preserve">표준화: 메타데이터, 데이터 사전 구축 등, 점검 프로세스 </w:t>
+      </w:r>
+      <w:proofErr w:type="gramStart"/>
+      <w:r>
+        <w:rPr>
+          <w:rFonts w:hint="eastAsia"/>
+        </w:rPr>
+        <w:t>포함 해야</w:t>
+      </w:r>
+      <w:proofErr w:type="gramEnd"/>
+      <w:r>
+        <w:rPr>
+          <w:rFonts w:hint="eastAsia"/>
+        </w:rPr>
+        <w:t xml:space="preserve"> 함</w:t>
+      </w:r>
+    </w:p>
+    <w:p>
+      <w:pPr>
+        <w:pStyle w:val="a6"/>
+        <w:numPr>
+          <w:ilvl w:val="0"/>
+          <w:numId w:val="1"/>
+        </w:numPr>
+        <w:tabs>
+          <w:tab w:val="left" w:pos="7320"/>
+        </w:tabs>
+      </w:pPr>
+      <w:r>
+        <w:rPr>
+          <w:rFonts w:hint="eastAsia"/>
+        </w:rPr>
+        <w:t xml:space="preserve">관리 체계: 데이터 관리 원칙 수립, 담당자 및 조직 역할 책임 </w:t>
+      </w:r>
+      <w:proofErr w:type="gramStart"/>
+      <w:r>
+        <w:rPr>
+          <w:rFonts w:hint="eastAsia"/>
+        </w:rPr>
+        <w:t>준비,생명주기</w:t>
+      </w:r>
+      <w:proofErr w:type="gramEnd"/>
+      <w:r>
+        <w:rPr>
+          <w:rFonts w:hint="eastAsia"/>
+        </w:rPr>
+        <w:t xml:space="preserve"> </w:t>
+      </w:r>
+      <w:r>
+        <w:br/>
+      </w:r>
+      <w:r>
+        <w:rPr>
+          <w:rFonts w:hint="eastAsia"/>
+        </w:rPr>
+        <w:t>관리방안 수립</w:t>
+      </w:r>
+    </w:p>
+    <w:p>
+      <w:pPr>
+        <w:pStyle w:val="a6"/>
+        <w:numPr>
+          <w:ilvl w:val="0"/>
+          <w:numId w:val="1"/>
+        </w:numPr>
+        <w:tabs>
+          <w:tab w:val="left" w:pos="7320"/>
+        </w:tabs>
+      </w:pPr>
+      <w:r>
+        <w:rPr>
+          <w:rFonts w:hint="eastAsia"/>
+        </w:rPr>
+        <w:t>저장소 관리: 전사 차원 저장소 구성, 시스템과 인터페이스 통한 통제 필요</w:t>
+      </w:r>
+    </w:p>
+    <w:p>
+      <w:pPr>
+        <w:pStyle w:val="a6"/>
+        <w:numPr>
+          <w:ilvl w:val="0"/>
+          <w:numId w:val="1"/>
+        </w:numPr>
+        <w:tabs>
+          <w:tab w:val="left" w:pos="7320"/>
+        </w:tabs>
+      </w:pPr>
+      <w:r>
+        <w:rPr>
+          <w:rFonts w:hint="eastAsia"/>
+        </w:rPr>
+        <w:t>표준화: 점검 및 모니터링</w:t>
+      </w:r>
+    </w:p>
+    <w:p>
+      <w:pPr>
+        <w:tabs>
+          <w:tab w:val="left" w:pos="7320"/>
+        </w:tabs>
+      </w:pPr>
+    </w:p>
+    <w:p>
+      <w:pPr>
+        <w:tabs>
+          <w:tab w:val="left" w:pos="7320"/>
+        </w:tabs>
+      </w:pPr>
+      <w:r>
+        <w:rPr>
+          <w:rFonts w:hint="eastAsia"/>
+        </w:rPr>
+        <w:t>데이터 조직 구조</w:t>
+      </w:r>
+    </w:p>
+    <w:p>
+      <w:pPr>
+        <w:pStyle w:val="a6"/>
+        <w:numPr>
+          <w:ilvl w:val="0"/>
+          <w:numId w:val="1"/>
+        </w:numPr>
+        <w:tabs>
+          <w:tab w:val="left" w:pos="7320"/>
+        </w:tabs>
+      </w:pPr>
+      <w:r>
+        <w:rPr>
+          <w:rFonts w:hint="eastAsia"/>
+        </w:rPr>
+        <w:t>집중구조: 분석전담조직 담당,</w:t>
+      </w:r>
+      <w:r>
+        <w:rPr>
+          <w:rFonts w:hint="eastAsia"/>
+        </w:rPr>
+        <w:t xml:space="preserve"> 분석 조직 우선순위 정함,</w:t>
+      </w:r>
+      <w:r>
+        <w:rPr>
+          <w:rFonts w:hint="eastAsia"/>
+        </w:rPr>
+        <w:t xml:space="preserve"> 이원화 가능성 높음</w:t>
+      </w:r>
+    </w:p>
+    <w:p>
+      <w:pPr>
+        <w:pStyle w:val="a6"/>
+        <w:numPr>
+          <w:ilvl w:val="0"/>
+          <w:numId w:val="1"/>
+        </w:numPr>
+        <w:tabs>
+          <w:tab w:val="left" w:pos="7320"/>
+        </w:tabs>
+      </w:pPr>
+      <w:r>
+        <w:rPr>
+          <w:rFonts w:hint="eastAsia"/>
+        </w:rPr>
+        <w:t>기능구조: 별도 분석조직 없음, 과거 실적 국한된 분석 가능성 높음</w:t>
+      </w:r>
+    </w:p>
+    <w:p>
+      <w:pPr>
+        <w:pStyle w:val="a6"/>
+        <w:numPr>
+          <w:ilvl w:val="0"/>
+          <w:numId w:val="1"/>
+        </w:numPr>
+        <w:tabs>
+          <w:tab w:val="left" w:pos="7320"/>
+        </w:tabs>
+      </w:pPr>
+      <w:r>
+        <w:rPr>
+          <w:rFonts w:hint="eastAsia"/>
+        </w:rPr>
+        <w:t>분산구조: 분석조직 인력 현업 부서 배치, 신속한 업무 적</w:t>
+      </w:r>
+      <w:r>
+        <w:rPr>
+          <w:rFonts w:hint="eastAsia"/>
+        </w:rPr>
+        <w:t>합, 이원화 가능성 있음</w:t>
+      </w:r>
+    </w:p>
+    <w:p>
+      <w:pPr>
+        <w:tabs>
+          <w:tab w:val="left" w:pos="7320"/>
+        </w:tabs>
+      </w:pPr>
+    </w:p>
+    <w:p>
+      <w:pPr>
+        <w:tabs>
+          <w:tab w:val="left" w:pos="7320"/>
+        </w:tabs>
+      </w:pPr>
+      <w:r>
+        <w:rPr>
+          <w:rFonts w:hint="eastAsia"/>
+        </w:rPr>
+        <w:t>분석 과제 관리 프로세스</w:t>
+      </w:r>
+    </w:p>
+    <w:p>
+      <w:pPr>
+        <w:pStyle w:val="a6"/>
+        <w:numPr>
+          <w:ilvl w:val="0"/>
+          <w:numId w:val="1"/>
+        </w:numPr>
+        <w:tabs>
+          <w:tab w:val="left" w:pos="7320"/>
+        </w:tabs>
+        <w:rPr>
+          <w:rFonts w:hint="eastAsia"/>
+        </w:rPr>
+      </w:pPr>
+      <w:r>
+        <w:rPr>
+          <w:rFonts w:hint="eastAsia"/>
+        </w:rPr>
+        <w:t>분석 문화 내재화, 경쟁력 확보</w:t>
+      </w:r>
+    </w:p>
+    <w:p>
+      <w:pPr>
+        <w:pStyle w:val="a6"/>
+        <w:numPr>
+          <w:ilvl w:val="0"/>
+          <w:numId w:val="1"/>
+        </w:numPr>
+        <w:tabs>
+          <w:tab w:val="left" w:pos="7320"/>
+        </w:tabs>
+      </w:pPr>
+      <w:r>
+        <w:rPr>
+          <w:rFonts w:hint="eastAsia"/>
+        </w:rPr>
+        <w:t>과제 발굴</w:t>
+      </w:r>
+      <w:r>
+        <w:br/>
+      </w:r>
+      <w:r>
+        <w:rPr>
+          <w:rFonts w:hint="eastAsia"/>
+        </w:rPr>
+        <w:t xml:space="preserve">- 아이디어 -&gt; 후보 제안 -&gt; 과제 확정 -&gt; </w:t>
+      </w:r>
+      <w:proofErr w:type="spellStart"/>
+      <w:r>
+        <w:rPr>
+          <w:rFonts w:hint="eastAsia"/>
+        </w:rPr>
+        <w:t>팀구성</w:t>
+      </w:r>
+      <w:proofErr w:type="spellEnd"/>
+      <w:r>
+        <w:br/>
+      </w:r>
+      <w:r>
+        <w:rPr>
+          <w:rFonts w:hint="eastAsia"/>
+        </w:rPr>
+        <w:t>- 확정된 분석 과제 아닌 시사점과 분석 결과물 풀로 관리</w:t>
+      </w:r>
+    </w:p>
+    <w:p>
+      <w:pPr>
+        <w:pStyle w:val="a6"/>
+        <w:numPr>
+          <w:ilvl w:val="0"/>
+          <w:numId w:val="1"/>
+        </w:numPr>
+        <w:tabs>
+          <w:tab w:val="left" w:pos="7320"/>
+        </w:tabs>
+      </w:pPr>
+      <w:r>
+        <w:rPr>
+          <w:rFonts w:hint="eastAsia"/>
+        </w:rPr>
+        <w:t>과제 수행 및 모니터링</w:t>
+      </w:r>
+      <w:r>
+        <w:br/>
+      </w:r>
+      <w:r>
+        <w:rPr>
+          <w:rFonts w:hint="eastAsia"/>
+        </w:rPr>
+        <w:t>- 팀 구성 -&gt; 분석 과제 실행 -&gt; 과제 진행 관리 -&gt; 결과 공유/개선</w:t>
+      </w:r>
+      <w:r>
+        <w:br/>
+      </w:r>
+      <w:r>
+        <w:rPr>
+          <w:rFonts w:hint="eastAsia"/>
+        </w:rPr>
+        <w:t>- 분석 수행 팀 구성, 결과 공유 및 개선</w:t>
+      </w:r>
+    </w:p>
+    <w:p>
+      <w:pPr>
+        <w:tabs>
+          <w:tab w:val="left" w:pos="7320"/>
+        </w:tabs>
+      </w:pPr>
+    </w:p>
+    <w:p>
+      <w:pPr>
+        <w:tabs>
+          <w:tab w:val="left" w:pos="7320"/>
+        </w:tabs>
+      </w:pPr>
+    </w:p>
+    <w:p>
+      <w:pPr>
+        <w:tabs>
+          <w:tab w:val="left" w:pos="7320"/>
+        </w:tabs>
+      </w:pPr>
+    </w:p>
+    <w:p>
+      <w:pPr>
+        <w:tabs>
+          <w:tab w:val="left" w:pos="7320"/>
+        </w:tabs>
+      </w:pPr>
+    </w:p>
+    <w:p>
+      <w:pPr>
+        <w:tabs>
+          <w:tab w:val="left" w:pos="7320"/>
+        </w:tabs>
+      </w:pPr>
+    </w:p>
+    <w:p>
+      <w:pPr>
+        <w:tabs>
+          <w:tab w:val="left" w:pos="7320"/>
+        </w:tabs>
+        <w:rPr>
+          <w:rFonts w:hint="eastAsia"/>
+        </w:rPr>
+      </w:pPr>
+    </w:p>
+    <w:p>
+      <w:pPr>
+        <w:tabs>
+          <w:tab w:val="left" w:pos="7320"/>
+        </w:tabs>
+      </w:pPr>
+      <w:r>
+        <w:rPr>
+          <w:rFonts w:hint="eastAsia"/>
+        </w:rPr>
+        <w:lastRenderedPageBreak/>
+        <w:t>분석 과제 5가지 주요 특성</w:t>
+      </w:r>
+    </w:p>
+    <w:p>
+      <w:pPr>
+        <w:pStyle w:val="a6"/>
+        <w:numPr>
+          <w:ilvl w:val="0"/>
+          <w:numId w:val="1"/>
+        </w:numPr>
+        <w:tabs>
+          <w:tab w:val="left" w:pos="7320"/>
+        </w:tabs>
+      </w:pPr>
+      <w:r>
+        <w:rPr>
+          <w:rFonts w:hint="eastAsia"/>
+        </w:rPr>
+        <w:t>데이터 크기</w:t>
+      </w:r>
+    </w:p>
+    <w:p>
+      <w:pPr>
+        <w:pStyle w:val="a6"/>
+        <w:numPr>
+          <w:ilvl w:val="0"/>
+          <w:numId w:val="1"/>
+        </w:numPr>
+        <w:tabs>
+          <w:tab w:val="left" w:pos="7320"/>
+        </w:tabs>
+      </w:pPr>
+      <w:r>
+        <w:rPr>
+          <w:rFonts w:hint="eastAsia"/>
+        </w:rPr>
+        <w:t xml:space="preserve">데이터 복잡성 </w:t>
+      </w:r>
+    </w:p>
+    <w:p>
+      <w:pPr>
+        <w:pStyle w:val="a6"/>
+        <w:numPr>
+          <w:ilvl w:val="0"/>
+          <w:numId w:val="1"/>
+        </w:numPr>
+        <w:tabs>
+          <w:tab w:val="left" w:pos="7320"/>
+        </w:tabs>
+      </w:pPr>
+      <w:r>
+        <w:rPr>
+          <w:rFonts w:hint="eastAsia"/>
+        </w:rPr>
+        <w:t xml:space="preserve">속도 </w:t>
+      </w:r>
+    </w:p>
+    <w:p>
+      <w:pPr>
+        <w:pStyle w:val="a6"/>
+        <w:numPr>
+          <w:ilvl w:val="0"/>
+          <w:numId w:val="1"/>
+        </w:numPr>
+        <w:tabs>
+          <w:tab w:val="left" w:pos="7320"/>
+        </w:tabs>
+      </w:pPr>
+      <w:r>
+        <w:rPr>
+          <w:rFonts w:hint="eastAsia"/>
+        </w:rPr>
+        <w:t xml:space="preserve">분석 복잡성 </w:t>
+      </w:r>
+    </w:p>
+    <w:p>
+      <w:pPr>
+        <w:pStyle w:val="a6"/>
+        <w:numPr>
+          <w:ilvl w:val="0"/>
+          <w:numId w:val="1"/>
+        </w:numPr>
+        <w:tabs>
+          <w:tab w:val="left" w:pos="7320"/>
+        </w:tabs>
+        <w:rPr>
+          <w:rFonts w:hint="eastAsia"/>
+        </w:rPr>
+      </w:pPr>
+      <w:r>
+        <w:rPr>
+          <w:rFonts w:hint="eastAsia"/>
+        </w:rPr>
+        <w:t>정확도와 정밀도</w:t>
+      </w:r>
+      <w:r>
+        <w:br/>
+      </w:r>
+      <w:r>
+        <w:rPr>
+          <w:rFonts w:hint="eastAsia"/>
+        </w:rPr>
+        <w:t>- 상충관계</w:t>
+      </w:r>
+      <w:r>
+        <w:br/>
+      </w:r>
+      <w:r>
+        <w:rPr>
+          <w:rFonts w:hint="eastAsia"/>
+        </w:rPr>
+        <w:t>- 분석 활용: 정확도, 안정성: 정밀도</w:t>
+      </w:r>
+      <w:r>
+        <w:br/>
+      </w:r>
+      <w:r>
+        <w:rPr>
+          <w:rFonts w:hint="eastAsia"/>
+        </w:rPr>
+        <w:t>- 모델 해석 및 적용시 사전에 고려 필요</w:t>
+      </w:r>
+      <w:r>
+        <w:br/>
+      </w:r>
+      <w:r>
+        <w:rPr>
+          <w:rFonts w:hint="eastAsia"/>
+        </w:rPr>
+        <w:t>- 정밀도: 모델 지속 반복 시 편차 수준 일관적 결과 제시</w:t>
+      </w:r>
+      <w:r>
+        <w:br/>
+      </w:r>
+      <w:r>
+        <w:rPr>
+          <w:rFonts w:hint="eastAsia"/>
+        </w:rPr>
+        <w:t xml:space="preserve">- 정확도: 모델과 실제 값 차이 </w:t>
+      </w:r>
+    </w:p>
+    <w:p>
+      <w:pPr>
+        <w:tabs>
+          <w:tab w:val="left" w:pos="7320"/>
+        </w:tabs>
+      </w:pPr>
+    </w:p>
+    <w:p>
+      <w:pPr>
+        <w:tabs>
+          <w:tab w:val="left" w:pos="7320"/>
+        </w:tabs>
+      </w:pPr>
+      <w:r>
+        <w:rPr>
+          <w:rFonts w:hint="eastAsia"/>
+        </w:rPr>
+        <w:t>분석 프로젝트 10개 관리 영역</w:t>
+      </w:r>
+    </w:p>
+    <w:p>
+      <w:pPr>
+        <w:pStyle w:val="a6"/>
+        <w:numPr>
+          <w:ilvl w:val="0"/>
+          <w:numId w:val="1"/>
+        </w:numPr>
+        <w:tabs>
+          <w:tab w:val="left" w:pos="7320"/>
+        </w:tabs>
+      </w:pPr>
+      <w:r>
+        <w:rPr>
+          <w:rFonts w:hint="eastAsia"/>
+        </w:rPr>
+        <w:t>통합</w:t>
+      </w:r>
+    </w:p>
+    <w:p>
+      <w:pPr>
+        <w:pStyle w:val="a6"/>
+        <w:numPr>
+          <w:ilvl w:val="0"/>
+          <w:numId w:val="1"/>
+        </w:numPr>
+        <w:tabs>
+          <w:tab w:val="left" w:pos="7320"/>
+        </w:tabs>
+      </w:pPr>
+      <w:r>
+        <w:rPr>
+          <w:rFonts w:hint="eastAsia"/>
+        </w:rPr>
+        <w:t>이해관계자</w:t>
+      </w:r>
+      <w:r>
+        <w:rPr>
+          <w:rFonts w:hint="eastAsia"/>
+        </w:rPr>
+        <w:t>: 이해관계자 식별과 관리</w:t>
+      </w:r>
+    </w:p>
+    <w:p>
+      <w:pPr>
+        <w:pStyle w:val="a6"/>
+        <w:numPr>
+          <w:ilvl w:val="0"/>
+          <w:numId w:val="1"/>
+        </w:numPr>
+        <w:tabs>
+          <w:tab w:val="left" w:pos="7320"/>
+        </w:tabs>
+      </w:pPr>
+      <w:r>
+        <w:rPr>
+          <w:rFonts w:hint="eastAsia"/>
+        </w:rPr>
+        <w:t>범위</w:t>
+      </w:r>
+      <w:r>
+        <w:rPr>
+          <w:rFonts w:hint="eastAsia"/>
+        </w:rPr>
+        <w:t>: 자원 및 범위 변경되니 사전에 충분한 고려</w:t>
+      </w:r>
+    </w:p>
+    <w:p>
+      <w:pPr>
+        <w:pStyle w:val="a6"/>
+        <w:numPr>
+          <w:ilvl w:val="0"/>
+          <w:numId w:val="1"/>
+        </w:numPr>
+        <w:tabs>
+          <w:tab w:val="left" w:pos="7320"/>
+        </w:tabs>
+      </w:pPr>
+      <w:r>
+        <w:rPr>
+          <w:rFonts w:hint="eastAsia"/>
+        </w:rPr>
+        <w:t>자원</w:t>
+      </w:r>
+      <w:r>
+        <w:rPr>
+          <w:rFonts w:hint="eastAsia"/>
+        </w:rPr>
+        <w:t>: 전문가 확보 및 검토</w:t>
+      </w:r>
+    </w:p>
+    <w:p>
+      <w:pPr>
+        <w:pStyle w:val="a6"/>
+        <w:numPr>
+          <w:ilvl w:val="0"/>
+          <w:numId w:val="1"/>
+        </w:numPr>
+        <w:tabs>
+          <w:tab w:val="left" w:pos="7320"/>
+        </w:tabs>
+      </w:pPr>
+      <w:r>
+        <w:rPr>
+          <w:rFonts w:hint="eastAsia"/>
+        </w:rPr>
+        <w:t>시간</w:t>
+      </w:r>
+      <w:r>
+        <w:rPr>
+          <w:rFonts w:hint="eastAsia"/>
+        </w:rPr>
+        <w:t xml:space="preserve">: 많은 시간 소요 가능, </w:t>
+      </w:r>
+      <w:proofErr w:type="spellStart"/>
+      <w:r>
+        <w:rPr>
+          <w:rFonts w:hint="eastAsia"/>
+        </w:rPr>
+        <w:t>타임박싱</w:t>
+      </w:r>
+      <w:proofErr w:type="spellEnd"/>
+      <w:r>
+        <w:rPr>
+          <w:rFonts w:hint="eastAsia"/>
+        </w:rPr>
+        <w:t xml:space="preserve"> 기법 일정 관리</w:t>
+      </w:r>
+    </w:p>
+    <w:p>
+      <w:pPr>
+        <w:pStyle w:val="a6"/>
+        <w:numPr>
+          <w:ilvl w:val="0"/>
+          <w:numId w:val="1"/>
+        </w:numPr>
+        <w:tabs>
+          <w:tab w:val="left" w:pos="7320"/>
+        </w:tabs>
+      </w:pPr>
+      <w:r>
+        <w:rPr>
+          <w:rFonts w:hint="eastAsia"/>
+        </w:rPr>
+        <w:t>원가</w:t>
+      </w:r>
+      <w:r>
+        <w:rPr>
+          <w:rFonts w:hint="eastAsia"/>
+        </w:rPr>
+        <w:t>: 사전에 충분한 비용 조사, 상용 버전 도구 필요 가능</w:t>
+      </w:r>
+    </w:p>
+    <w:p>
+      <w:pPr>
+        <w:pStyle w:val="a6"/>
+        <w:numPr>
+          <w:ilvl w:val="0"/>
+          <w:numId w:val="1"/>
+        </w:numPr>
+        <w:tabs>
+          <w:tab w:val="left" w:pos="7320"/>
+        </w:tabs>
+      </w:pPr>
+      <w:r>
+        <w:rPr>
+          <w:rFonts w:hint="eastAsia"/>
+        </w:rPr>
+        <w:t>리스크</w:t>
+      </w:r>
+      <w:r>
+        <w:rPr>
+          <w:rFonts w:hint="eastAsia"/>
+        </w:rPr>
+        <w:t>: 위험 식별, 대응방안 사전 수립</w:t>
+      </w:r>
+    </w:p>
+    <w:p>
+      <w:pPr>
+        <w:pStyle w:val="a6"/>
+        <w:numPr>
+          <w:ilvl w:val="0"/>
+          <w:numId w:val="1"/>
+        </w:numPr>
+        <w:tabs>
+          <w:tab w:val="left" w:pos="7320"/>
+        </w:tabs>
+      </w:pPr>
+      <w:r>
+        <w:rPr>
+          <w:rFonts w:hint="eastAsia"/>
+        </w:rPr>
+        <w:t>품질</w:t>
+      </w:r>
+      <w:r>
+        <w:rPr>
+          <w:rFonts w:hint="eastAsia"/>
+        </w:rPr>
+        <w:t>: 품질 목표 사전 수립, 품질통제와 품질보증</w:t>
+      </w:r>
+    </w:p>
+    <w:p>
+      <w:pPr>
+        <w:pStyle w:val="a6"/>
+        <w:numPr>
+          <w:ilvl w:val="0"/>
+          <w:numId w:val="1"/>
+        </w:numPr>
+        <w:tabs>
+          <w:tab w:val="left" w:pos="7320"/>
+        </w:tabs>
+      </w:pPr>
+      <w:r>
+        <w:rPr>
+          <w:rFonts w:hint="eastAsia"/>
+        </w:rPr>
+        <w:t>조달</w:t>
+      </w:r>
+      <w:r>
+        <w:rPr>
+          <w:rFonts w:hint="eastAsia"/>
+        </w:rPr>
+        <w:t>: 외부 소싱 적절히 운영</w:t>
+      </w:r>
+    </w:p>
+    <w:p>
+      <w:pPr>
+        <w:pStyle w:val="a6"/>
+        <w:numPr>
+          <w:ilvl w:val="0"/>
+          <w:numId w:val="1"/>
+        </w:numPr>
+        <w:tabs>
+          <w:tab w:val="left" w:pos="7320"/>
+        </w:tabs>
+      </w:pPr>
+      <w:r>
+        <w:rPr>
+          <w:rFonts w:hint="eastAsia"/>
+        </w:rPr>
+        <w:t>의사소통</w:t>
+      </w:r>
+      <w:r>
+        <w:rPr>
+          <w:rFonts w:hint="eastAsia"/>
+        </w:rPr>
+        <w:t>: 공유, 다양한 의사소통체계</w:t>
+      </w:r>
+    </w:p>
+    <w:p>
+      <w:pPr>
+        <w:tabs>
+          <w:tab w:val="left" w:pos="7320"/>
+        </w:tabs>
+      </w:pPr>
+    </w:p>
+    <w:p>
+      <w:pPr>
+        <w:tabs>
+          <w:tab w:val="left" w:pos="7320"/>
+        </w:tabs>
+      </w:pPr>
+      <w:r>
+        <w:rPr>
+          <w:rFonts w:hint="eastAsia"/>
+        </w:rPr>
+        <w:t>프로젝트 관리 방안</w:t>
+      </w:r>
+    </w:p>
+    <w:p>
+      <w:pPr>
+        <w:pStyle w:val="a6"/>
+        <w:numPr>
+          <w:ilvl w:val="0"/>
+          <w:numId w:val="1"/>
+        </w:numPr>
+        <w:tabs>
+          <w:tab w:val="left" w:pos="7320"/>
+        </w:tabs>
+      </w:pPr>
+      <w:proofErr w:type="spellStart"/>
+      <w:r>
+        <w:rPr>
+          <w:rFonts w:hint="eastAsia"/>
+        </w:rPr>
+        <w:t>타임박싱</w:t>
+      </w:r>
+      <w:proofErr w:type="spellEnd"/>
+      <w:r>
+        <w:rPr>
+          <w:rFonts w:hint="eastAsia"/>
+        </w:rPr>
+        <w:t xml:space="preserve"> 기법 활용</w:t>
+      </w:r>
+    </w:p>
+    <w:p>
+      <w:pPr>
+        <w:pStyle w:val="a6"/>
+        <w:numPr>
+          <w:ilvl w:val="0"/>
+          <w:numId w:val="1"/>
+        </w:numPr>
+        <w:tabs>
+          <w:tab w:val="left" w:pos="7320"/>
+        </w:tabs>
+      </w:pPr>
+      <w:r>
+        <w:rPr>
+          <w:rFonts w:hint="eastAsia"/>
+        </w:rPr>
+        <w:t>결과 안 나와 많은 시간 소요 가능</w:t>
+      </w:r>
+    </w:p>
+    <w:p>
+      <w:pPr>
+        <w:pStyle w:val="a6"/>
+        <w:numPr>
+          <w:ilvl w:val="0"/>
+          <w:numId w:val="1"/>
+        </w:numPr>
+        <w:tabs>
+          <w:tab w:val="left" w:pos="7320"/>
+        </w:tabs>
+        <w:rPr>
+          <w:rFonts w:hint="eastAsia"/>
+        </w:rPr>
+      </w:pPr>
+      <w:r>
+        <w:rPr>
+          <w:rFonts w:hint="eastAsia"/>
+        </w:rPr>
+        <w:t>ISO 21500 가이드로 활</w:t>
+      </w:r>
+      <w:r>
+        <w:rPr>
+          <w:rFonts w:hint="eastAsia"/>
+        </w:rPr>
+        <w:t>용</w:t>
       </w:r>
     </w:p>
     <w:sectPr>
@@ -3032,6 +8377,7 @@
   <w:style w:type="character" w:default="1" w:styleId="a0">
     <w:name w:val="Default Paragraph Font"/>
     <w:uiPriority w:val="1"/>
+    <w:semiHidden/>
     <w:unhideWhenUsed/>
   </w:style>
   <w:style w:type="table" w:default="1" w:styleId="a1">
